--- a/fichas/fai-rlc.docx
+++ b/fichas/fai-rlc.docx
@@ -1150,7 +1150,7 @@
       <w:r>
         <w:drawing>
           <wp:inline>
-            <wp:extent cx="2879999" cy="1165913"/>
+            <wp:extent cx="2879999" cy="1055748"/>
             <wp:effectExtent b="0" l="0" r="0" t="0"/>
             <wp:docPr descr="Figura 1. Circuito RLC serie con generador de onda cuadrada y osciloscopio." title="" id="24" name="Picture"/>
             <a:graphic>
@@ -1171,7 +1171,7 @@
                   <pic:spPr bwMode="auto">
                     <a:xfrm>
                       <a:off x="0" y="0"/>
-                      <a:ext cx="2879999" cy="1165913"/>
+                      <a:ext cx="2879999" cy="1055748"/>
                     </a:xfrm>
                     <a:prstGeom prst="rect">
                       <a:avLst/>
@@ -1205,7 +1205,29 @@
         <w:jc w:val="both"/>
       </w:pPr>
       <w:r>
-        <w:t xml:space="preserve">Montar el circuito de la Figura 1 con la bobina, el condensador y la caja de resistencias como</w:t>
+        <w:t xml:space="preserve">Montar en la placa el circuito de la Figura 1: la bobina (</w:t>
+      </w:r>
+      <m:oMath>
+        <m:r>
+          <m:t>L</m:t>
+        </m:r>
+      </m:oMath>
+      <w:r>
+        <w:t xml:space="preserve"> </w:t>
+      </w:r>
+      <w:r>
+        <w:t xml:space="preserve">= 10 mH), el condensador (</w:t>
+      </w:r>
+      <m:oMath>
+        <m:r>
+          <m:t>C</m:t>
+        </m:r>
+      </m:oMath>
+      <w:r>
+        <w:t xml:space="preserve"> </w:t>
+      </w:r>
+      <w:r>
+        <w:t xml:space="preserve">= 3 nF) y la caja de resistencias de décadas como</w:t>
       </w:r>
       <w:r>
         <w:t xml:space="preserve"> </w:t>
@@ -1216,7 +1238,7 @@
         </m:r>
       </m:oMath>
       <w:r>
-        <w:t xml:space="preserve">. El generador de funciones da una onda cuadrada de unos 100 Hz. El canal 1 del osciloscopio mide la tensión del generador y el canal 2 la del condensador, con las masas en el mismo punto. Medir con el polímetro</w:t>
+        <w:t xml:space="preserve">. El generador de funciones da una onda cuadrada de unos 200 Hz. El osciloscopio mide la tensión del condensador, con la masa de la sonda en el mismo punto que la del generador. Medir con el polímetro</w:t>
       </w:r>
       <w:r>
         <w:t xml:space="preserve"> </w:t>
@@ -1236,34 +1258,6 @@
         </m:sSub>
       </m:oMath>
       <w:r>
-        <w:t xml:space="preserve"> </w:t>
-      </w:r>
-      <w:r>
-        <w:t xml:space="preserve">y anotar los valores nominales de</w:t>
-      </w:r>
-      <w:r>
-        <w:t xml:space="preserve"> </w:t>
-      </w:r>
-      <m:oMath>
-        <m:r>
-          <m:t>C</m:t>
-        </m:r>
-      </m:oMath>
-      <w:r>
-        <w:t xml:space="preserve"> </w:t>
-      </w:r>
-      <w:r>
-        <w:t xml:space="preserve">y</w:t>
-      </w:r>
-      <w:r>
-        <w:t xml:space="preserve"> </w:t>
-      </w:r>
-      <m:oMath>
-        <m:r>
-          <m:t>L</m:t>
-        </m:r>
-      </m:oMath>
-      <w:r>
         <w:t xml:space="preserve">.</w:t>
       </w:r>
     </w:p>
@@ -1272,50 +1266,38 @@
         <w:pStyle w:val="BodyText"/>
         <w:jc w:val="both"/>
       </w:pPr>
-      <m:oMath>
-        <m:r>
-          <m:t>C</m:t>
-        </m:r>
-      </m:oMath>
-      <w:r>
-        <w:t xml:space="preserve"> </w:t>
-      </w:r>
-      <w:r>
-        <w:t xml:space="preserve">= __________</w:t>
-      </w:r>
-      <w:r>
-        <w:t xml:space="preserve"> </w:t>
-      </w:r>
-      <m:oMath>
-        <m:r>
-          <m:t>  </m:t>
-        </m:r>
-        <m:r>
-          <m:t>L</m:t>
-        </m:r>
-      </m:oMath>
-      <w:r>
-        <w:t xml:space="preserve"> </w:t>
-      </w:r>
-      <w:r>
-        <w:t xml:space="preserve">= __________</w:t>
-      </w:r>
-      <w:r>
-        <w:t xml:space="preserve"> </w:t>
-      </w:r>
-      <m:oMath>
-        <m:r>
-          <m:t>  </m:t>
-        </m:r>
+      <w:r>
+        <w:rPr>
+          <w:bCs/>
+          <w:b/>
+        </w:rPr>
+        <w:t xml:space="preserve">Capacidad del osciloscopio.</w:t>
+      </w:r>
+      <w:r>
+        <w:t xml:space="preserve"> </w:t>
+      </w:r>
+      <w:r>
+        <w:t xml:space="preserve">La entrada del osciloscopio equivale a 1 MΩ en paralelo con unos 20 pF (viene indicado junto al conector), más la capacidad de la sonda y del cable. Esa capacidad</w:t>
+      </w:r>
+      <w:r>
+        <w:t xml:space="preserve"> </w:t>
+      </w:r>
+      <m:oMath>
         <m:sSub>
           <m:e>
             <m:r>
-              <m:t>R</m:t>
+              <m:t>C</m:t>
             </m:r>
           </m:e>
           <m:sub>
             <m:r>
-              <m:t>L</m:t>
+              <m:t>o</m:t>
+            </m:r>
+            <m:r>
+              <m:t>s</m:t>
+            </m:r>
+            <m:r>
+              <m:t>c</m:t>
             </m:r>
           </m:sub>
         </m:sSub>
@@ -1324,33 +1306,184 @@
         <w:t xml:space="preserve"> </w:t>
       </w:r>
       <w:r>
-        <w:t xml:space="preserve">= __________</w:t>
-      </w:r>
-      <w:r>
-        <w:t xml:space="preserve"> </w:t>
-      </w:r>
-      <m:oMath>
-        <m:r>
-          <m:t>  </m:t>
-        </m:r>
+        <w:t xml:space="preserve">queda en paralelo con el condensador, así que la capacidad efectiva es</w:t>
+      </w:r>
+      <w:r>
+        <w:t xml:space="preserve"> </w:t>
+      </w:r>
+      <m:oMath>
         <m:sSub>
           <m:e>
             <m:r>
-              <m:t>R</m:t>
+              <m:t>C</m:t>
             </m:r>
           </m:e>
           <m:sub>
             <m:r>
-              <m:t>g</m:t>
+              <m:t>T</m:t>
             </m:r>
           </m:sub>
         </m:sSub>
+        <m:r>
+          <m:rPr>
+            <m:sty m:val="p"/>
+          </m:rPr>
+          <m:t>=</m:t>
+        </m:r>
+        <m:r>
+          <m:t>C</m:t>
+        </m:r>
+        <m:r>
+          <m:rPr>
+            <m:sty m:val="p"/>
+          </m:rPr>
+          <m:t>+</m:t>
+        </m:r>
+        <m:sSub>
+          <m:e>
+            <m:r>
+              <m:t>C</m:t>
+            </m:r>
+          </m:e>
+          <m:sub>
+            <m:r>
+              <m:t>o</m:t>
+            </m:r>
+            <m:r>
+              <m:t>s</m:t>
+            </m:r>
+            <m:r>
+              <m:t>c</m:t>
+            </m:r>
+          </m:sub>
+        </m:sSub>
+      </m:oMath>
+      <w:r>
+        <w:t xml:space="preserve">. Si la sonda tiene conmutador ×1/×10, usar ×10, que añade menos capacidad.</w:t>
+      </w:r>
+    </w:p>
+    <w:p>
+      <w:pPr>
+        <w:pStyle w:val="BodyText"/>
+        <w:jc w:val="both"/>
+      </w:pPr>
+      <m:oMath>
+        <m:r>
+          <m:t>C</m:t>
+        </m:r>
+      </m:oMath>
+      <w:r>
+        <w:t xml:space="preserve"> </w:t>
+      </w:r>
+      <w:r>
+        <w:t xml:space="preserve">= __________</w:t>
+      </w:r>
+      <w:r>
+        <w:t xml:space="preserve"> </w:t>
+      </w:r>
+      <m:oMath>
+        <m:r>
+          <m:t>  </m:t>
+        </m:r>
+        <m:r>
+          <m:t>L</m:t>
+        </m:r>
+      </m:oMath>
+      <w:r>
+        <w:t xml:space="preserve"> </w:t>
+      </w:r>
+      <w:r>
+        <w:t xml:space="preserve">= __________</w:t>
+      </w:r>
+      <w:r>
+        <w:t xml:space="preserve"> </w:t>
+      </w:r>
+      <m:oMath>
+        <m:r>
+          <m:t>  </m:t>
+        </m:r>
+        <m:sSub>
+          <m:e>
+            <m:r>
+              <m:t>R</m:t>
+            </m:r>
+          </m:e>
+          <m:sub>
+            <m:r>
+              <m:t>L</m:t>
+            </m:r>
+          </m:sub>
+        </m:sSub>
+      </m:oMath>
+      <w:r>
+        <w:t xml:space="preserve"> </w:t>
+      </w:r>
+      <w:r>
+        <w:t xml:space="preserve">= __________</w:t>
+      </w:r>
+      <w:r>
+        <w:t xml:space="preserve"> </w:t>
+      </w:r>
+      <m:oMath>
+        <m:r>
+          <m:t>  </m:t>
+        </m:r>
+        <m:sSub>
+          <m:e>
+            <m:r>
+              <m:t>R</m:t>
+            </m:r>
+          </m:e>
+          <m:sub>
+            <m:r>
+              <m:t>g</m:t>
+            </m:r>
+          </m:sub>
+        </m:sSub>
       </m:oMath>
       <w:r>
         <w:t xml:space="preserve"> </w:t>
       </w:r>
       <w:r>
         <w:t xml:space="preserve">= 50 Ω</w:t>
+      </w:r>
+      <w:r>
+        <w:t xml:space="preserve"> </w:t>
+      </w:r>
+      <m:oMath>
+        <m:r>
+          <m:t>  </m:t>
+        </m:r>
+        <m:sSub>
+          <m:e>
+            <m:r>
+              <m:t>C</m:t>
+            </m:r>
+          </m:e>
+          <m:sub>
+            <m:r>
+              <m:t>o</m:t>
+            </m:r>
+            <m:r>
+              <m:t>s</m:t>
+            </m:r>
+            <m:r>
+              <m:t>c</m:t>
+            </m:r>
+          </m:sub>
+        </m:sSub>
+        <m:r>
+          <m:rPr>
+            <m:sty m:val="p"/>
+          </m:rPr>
+          <m:t>≈</m:t>
+        </m:r>
+      </m:oMath>
+      <w:r>
+        <w:t xml:space="preserve"> </w:t>
+      </w:r>
+      <w:r>
+        <w:t xml:space="preserve">__________</w:t>
       </w:r>
     </w:p>
     <w:bookmarkEnd w:id="26"/>
@@ -1406,7 +1539,7 @@
         </m:r>
       </m:oMath>
       <w:r>
-        <w:t xml:space="preserve">, ajustar la base de tiempos para ver una sola respuesta (un flanco de subida) ocupando toda la pantalla. Medir con los cursores el tiempo de 3 periodos para obtener</w:t>
+        <w:t xml:space="preserve">, ajustar la base de tiempos (unos 50 µs/div) para ver una sola respuesta, un flanco de subida, ocupando toda la pantalla. Medir con los cursores el tiempo de 5 periodos para obtener</w:t>
       </w:r>
       <w:r>
         <w:t xml:space="preserve"> </w:t>
@@ -1434,7 +1567,7 @@
         <w:t xml:space="preserve"> </w:t>
       </w:r>
       <w:r>
-        <w:t xml:space="preserve">= 50 Ω.</w:t>
+        <w:t xml:space="preserve">= 200 Ω.</w:t>
       </w:r>
     </w:p>
     <w:tbl>
@@ -1521,7 +1654,7 @@
               <w:rPr>
                 <w:sz w:val="20"/>
               </w:rPr>
-              <w:t xml:space="preserve">(ms)</w:t>
+              <w:t xml:space="preserve">(µs)</w:t>
             </w:r>
           </w:p>
         </w:tc>
@@ -2300,7 +2433,74 @@
         </m:sSub>
       </m:oMath>
       <w:r>
-        <w:t xml:space="preserve">. Compárelo con el medido.</w:t>
+        <w:t xml:space="preserve">, primero con</w:t>
+      </w:r>
+      <w:r>
+        <w:t xml:space="preserve"> </w:t>
+      </w:r>
+      <m:oMath>
+        <m:r>
+          <m:t>C</m:t>
+        </m:r>
+      </m:oMath>
+      <w:r>
+        <w:t xml:space="preserve"> </w:t>
+      </w:r>
+      <w:r>
+        <w:t xml:space="preserve">y después con</w:t>
+      </w:r>
+      <w:r>
+        <w:t xml:space="preserve"> </w:t>
+      </w:r>
+      <m:oMath>
+        <m:sSub>
+          <m:e>
+            <m:r>
+              <m:t>C</m:t>
+            </m:r>
+          </m:e>
+          <m:sub>
+            <m:r>
+              <m:t>T</m:t>
+            </m:r>
+          </m:sub>
+        </m:sSub>
+        <m:r>
+          <m:rPr>
+            <m:sty m:val="p"/>
+          </m:rPr>
+          <m:t>=</m:t>
+        </m:r>
+        <m:r>
+          <m:t>C</m:t>
+        </m:r>
+        <m:r>
+          <m:rPr>
+            <m:sty m:val="p"/>
+          </m:rPr>
+          <m:t>+</m:t>
+        </m:r>
+        <m:sSub>
+          <m:e>
+            <m:r>
+              <m:t>C</m:t>
+            </m:r>
+          </m:e>
+          <m:sub>
+            <m:r>
+              <m:t>o</m:t>
+            </m:r>
+            <m:r>
+              <m:t>s</m:t>
+            </m:r>
+            <m:r>
+              <m:t>c</m:t>
+            </m:r>
+          </m:sub>
+        </m:sSub>
+      </m:oMath>
+      <w:r>
+        <w:t xml:space="preserve">. Compárelos con el medido. ¿Es apreciable el efecto del osciloscopio con este condensador? ¿Y si se usara uno de 100 pF?</w:t>
       </w:r>
     </w:p>
     <w:tbl>
@@ -2576,9 +2776,18 @@
               </m:rPr>
               <m:t>/</m:t>
             </m:r>
-            <m:r>
-              <m:t>C</m:t>
-            </m:r>
+            <m:sSub>
+              <m:e>
+                <m:r>
+                  <m:t>C</m:t>
+                </m:r>
+              </m:e>
+              <m:sub>
+                <m:r>
+                  <m:t>T</m:t>
+                </m:r>
+              </m:sub>
+            </m:sSub>
           </m:e>
         </m:rad>
         <m:r>

--- a/fichas/fai-rlc.docx
+++ b/fichas/fai-rlc.docx
@@ -27,6 +27,7 @@
           <w:ilvl w:val="0"/>
           <w:numId w:val="0"/>
         </w:numPr>
+        <w:spacing w:before="440" w:after="160"/>
       </w:pPr>
       <w:r>
         <w:rPr>
@@ -38,6 +39,7 @@
     <w:p>
       <w:pPr>
         <w:pStyle w:val="FirstParagraph"/>
+        <w:spacing w:after="120" w:line="276" w:lineRule="auto"/>
         <w:jc w:val="both"/>
       </w:pPr>
       <w:r>
@@ -53,6 +55,7 @@
           <w:ilvl w:val="0"/>
           <w:numId w:val="0"/>
         </w:numPr>
+        <w:spacing w:before="440" w:after="160"/>
       </w:pPr>
       <w:r>
         <w:rPr>
@@ -64,6 +67,7 @@
     <w:p>
       <w:pPr>
         <w:pStyle w:val="FirstParagraph"/>
+        <w:spacing w:after="120" w:line="276" w:lineRule="auto"/>
         <w:jc w:val="both"/>
       </w:pPr>
       <w:r>
@@ -73,6 +77,7 @@
     <w:p>
       <w:pPr>
         <w:pStyle w:val="BodyText"/>
+        <w:spacing w:after="120" w:line="276" w:lineRule="auto"/>
         <w:jc w:val="both"/>
       </w:pPr>
       <m:oMathPara>
@@ -384,6 +389,7 @@
     <w:p>
       <w:pPr>
         <w:pStyle w:val="FirstParagraph"/>
+        <w:spacing w:after="120" w:line="276" w:lineRule="auto"/>
         <w:jc w:val="both"/>
       </w:pPr>
       <w:r>
@@ -538,6 +544,7 @@
     <w:p>
       <w:pPr>
         <w:pStyle w:val="BodyText"/>
+        <w:spacing w:after="120" w:line="276" w:lineRule="auto"/>
         <w:jc w:val="both"/>
       </w:pPr>
       <w:r>
@@ -1134,6 +1141,7 @@
           <w:ilvl w:val="0"/>
           <w:numId w:val="0"/>
         </w:numPr>
+        <w:spacing w:before="440" w:after="160"/>
       </w:pPr>
       <w:r>
         <w:rPr>
@@ -1202,6 +1210,7 @@
     <w:p>
       <w:pPr>
         <w:pStyle w:val="BodyText"/>
+        <w:spacing w:after="120" w:line="276" w:lineRule="auto"/>
         <w:jc w:val="both"/>
       </w:pPr>
       <w:r>
@@ -1264,6 +1273,7 @@
     <w:p>
       <w:pPr>
         <w:pStyle w:val="BodyText"/>
+        <w:spacing w:after="120" w:line="276" w:lineRule="auto"/>
         <w:jc w:val="both"/>
       </w:pPr>
       <w:r>
@@ -1365,6 +1375,7 @@
     <w:p>
       <w:pPr>
         <w:pStyle w:val="BodyText"/>
+        <w:spacing w:after="120" w:line="276" w:lineRule="auto"/>
         <w:jc w:val="both"/>
       </w:pPr>
       <m:oMath>
@@ -1487,7 +1498,7 @@
       </w:r>
     </w:p>
     <w:bookmarkEnd w:id="26"/>
-    <w:bookmarkStart w:id="27" w:name="resultados"/>
+    <w:bookmarkStart w:id="29" w:name="resultados"/>
     <w:p>
       <w:pPr>
         <w:pStyle w:val="Heading2"/>
@@ -1495,6 +1506,7 @@
           <w:ilvl w:val="0"/>
           <w:numId w:val="0"/>
         </w:numPr>
+        <w:spacing w:before="440" w:after="160"/>
       </w:pPr>
       <w:r>
         <w:rPr>
@@ -1503,21 +1515,30 @@
         <w:t xml:space="preserve">Resultados</w:t>
       </w:r>
     </w:p>
+    <w:bookmarkStart w:id="27" w:name="parte-a.-régimen-subamortiguado"/>
     <w:p>
       <w:pPr>
+        <w:pStyle w:val="Heading3"/>
+        <w:numPr>
+          <w:ilvl w:val="0"/>
+          <w:numId w:val="0"/>
+        </w:numPr>
+        <w:spacing w:before="320" w:after="120"/>
+      </w:pPr>
+      <w:r>
+        <w:rPr>
+          <w:i w:val="0"/>
+          <w:sz w:val="26"/>
+        </w:rPr>
+        <w:t xml:space="preserve">Parte A. Régimen subamortiguado</w:t>
+      </w:r>
+    </w:p>
+    <w:p>
+      <w:pPr>
         <w:pStyle w:val="FirstParagraph"/>
+        <w:spacing w:after="120" w:line="276" w:lineRule="auto"/>
         <w:jc w:val="both"/>
       </w:pPr>
-      <w:r>
-        <w:rPr>
-          <w:bCs/>
-          <w:b/>
-        </w:rPr>
-        <w:t xml:space="preserve">Parte A. Régimen subamortiguado.</w:t>
-      </w:r>
-      <w:r>
-        <w:t xml:space="preserve"> </w:t>
-      </w:r>
       <w:r>
         <w:t xml:space="preserve">Con la caja en</w:t>
       </w:r>
@@ -2164,27 +2185,38 @@
     <w:p>
       <w:pPr>
         <w:pStyle w:val="TableCaption"/>
+        <w:spacing w:before="80" w:after="280"/>
         <w:jc w:val="center"/>
       </w:pPr>
       <w:r>
         <w:t xml:space="preserve">Tabla 1. Periodo, amplitudes y amortiguamiento.</w:t>
+      </w:r>
+    </w:p>
+    <w:bookmarkEnd w:id="27"/>
+    <w:bookmarkStart w:id="28" w:name="parte-b.-resistencia-crítica"/>
+    <w:p>
+      <w:pPr>
+        <w:pStyle w:val="Heading3"/>
+        <w:numPr>
+          <w:ilvl w:val="0"/>
+          <w:numId w:val="0"/>
+        </w:numPr>
+        <w:spacing w:before="320" w:after="120"/>
+      </w:pPr>
+      <w:r>
+        <w:rPr>
+          <w:i w:val="0"/>
+          <w:sz w:val="26"/>
+        </w:rPr>
+        <w:t xml:space="preserve">Parte B. Resistencia crítica</w:t>
       </w:r>
     </w:p>
     <w:p>
       <w:pPr>
-        <w:pStyle w:val="BodyText"/>
+        <w:pStyle w:val="FirstParagraph"/>
+        <w:spacing w:after="120" w:line="276" w:lineRule="auto"/>
         <w:jc w:val="both"/>
       </w:pPr>
-      <w:r>
-        <w:rPr>
-          <w:bCs/>
-          <w:b/>
-        </w:rPr>
-        <w:t xml:space="preserve">Parte B. Resistencia crítica.</w:t>
-      </w:r>
-      <w:r>
-        <w:t xml:space="preserve"> </w:t>
-      </w:r>
       <w:r>
         <w:t xml:space="preserve">Ir aumentando</w:t>
       </w:r>
@@ -2220,6 +2252,7 @@
     <w:p>
       <w:pPr>
         <w:pStyle w:val="BodyText"/>
+        <w:spacing w:after="120" w:line="276" w:lineRule="auto"/>
         <w:jc w:val="both"/>
       </w:pPr>
       <m:oMath>
@@ -2243,8 +2276,9 @@
         <w:t xml:space="preserve">(medida) = ( __________ ± __________ ) Ω</w:t>
       </w:r>
     </w:p>
-    <w:bookmarkEnd w:id="27"/>
-    <w:bookmarkStart w:id="28" w:name="cuestiones"/>
+    <w:bookmarkEnd w:id="28"/>
+    <w:bookmarkEnd w:id="29"/>
+    <w:bookmarkStart w:id="30" w:name="cuestiones"/>
     <w:p>
       <w:pPr>
         <w:pStyle w:val="Heading2"/>
@@ -2252,6 +2286,7 @@
           <w:ilvl w:val="0"/>
           <w:numId w:val="0"/>
         </w:numPr>
+        <w:spacing w:before="440" w:after="160"/>
       </w:pPr>
       <w:r>
         <w:rPr>
@@ -2263,6 +2298,7 @@
     <w:p>
       <w:pPr>
         <w:pStyle w:val="FirstParagraph"/>
+        <w:spacing w:before="280" w:after="120" w:line="276" w:lineRule="auto"/>
         <w:jc w:val="both"/>
       </w:pPr>
       <w:r>
@@ -2535,6 +2571,7 @@
     <w:p>
       <w:pPr>
         <w:pStyle w:val="BodyText"/>
+        <w:spacing w:before="280" w:after="120" w:line="276" w:lineRule="auto"/>
         <w:jc w:val="both"/>
       </w:pPr>
       <w:r>
@@ -2721,6 +2758,7 @@
     <w:p>
       <w:pPr>
         <w:pStyle w:val="BodyText"/>
+        <w:spacing w:before="280" w:after="120" w:line="276" w:lineRule="auto"/>
         <w:jc w:val="both"/>
       </w:pPr>
       <w:r>
@@ -2834,6 +2872,7 @@
     <w:p>
       <w:pPr>
         <w:pStyle w:val="BodyText"/>
+        <w:spacing w:after="120" w:line="276" w:lineRule="auto"/>
         <w:jc w:val="both"/>
       </w:pPr>
       <m:oMath>
@@ -2889,6 +2928,7 @@
     <w:p>
       <w:pPr>
         <w:pStyle w:val="BodyText"/>
+        <w:spacing w:before="280" w:after="120" w:line="276" w:lineRule="auto"/>
         <w:jc w:val="both"/>
       </w:pPr>
       <w:r>
@@ -2934,7 +2974,7 @@
       </w:tr>
     </w:tbl>
     <w:p/>
-    <w:bookmarkEnd w:id="28"/>
+    <w:bookmarkEnd w:id="30"/>
     <w:sectPr>
       <w:headerReference w:type="default" r:id="rId9"/>
       <w:footerReference w:type="default" r:id="rId10"/>
@@ -3384,11 +3424,12 @@
       <w:outlineLvl w:val="2"/>
     </w:pPr>
     <w:rPr>
-      <w:rFonts w:asciiTheme="majorHAnsi" w:cstheme="majorBidi" w:eastAsiaTheme="majorEastAsia" w:hAnsiTheme="majorHAnsi"/>
+      <w:rFonts w:ascii="Arial" w:hAnsi="Arial" w:cs="Arial"/>
       <w:b/>
       <w:bCs/>
-      <w:color w:themeColor="accent1" w:val="4F81BD"/>
-      <w:sz w:val="24"/>
+      <w:i w:val="0"/>
+      <w:color w:val="000000"/>
+      <w:sz w:val="26"/>
       <w:szCs w:val="24"/>
     </w:rPr>
   </w:style>

--- a/fichas/fai-rlc.docx
+++ b/fichas/fai-rlc.docx
@@ -1591,6 +1591,17 @@
         <w:t xml:space="preserve">= 200 Ω.</w:t>
       </w:r>
     </w:p>
+    <w:p>
+      <w:pPr>
+        <w:pStyle w:val="TableCaption"/>
+        <w:keepNext/>
+        <w:spacing w:before="200" w:after="80"/>
+        <w:jc w:val="center"/>
+      </w:pPr>
+      <w:r>
+        <w:t xml:space="preserve">Tabla 1. Periodo, amplitudes y amortiguamiento.</w:t>
+      </w:r>
+    </w:p>
     <w:tbl>
       <w:tblPr>
         <w:tblW w:type="pct" w:w="5000"/>
@@ -1629,6 +1640,7 @@
           <w:p>
             <w:pPr>
               <w:pStyle w:val="Compact"/>
+              <w:keepNext/>
               <w:jc w:val="center"/>
             </w:pPr>
             <m:oMath>
@@ -1658,6 +1670,7 @@
           <w:p>
             <w:pPr>
               <w:pStyle w:val="Compact"/>
+              <w:keepNext/>
               <w:jc w:val="center"/>
             </w:pPr>
             <m:oMath>
@@ -1687,6 +1700,7 @@
           <w:p>
             <w:pPr>
               <w:pStyle w:val="Compact"/>
+              <w:keepNext/>
               <w:jc w:val="center"/>
             </w:pPr>
             <m:oMath>
@@ -1725,6 +1739,7 @@
           <w:p>
             <w:pPr>
               <w:pStyle w:val="Compact"/>
+              <w:keepNext/>
               <w:jc w:val="center"/>
             </w:pPr>
             <m:oMath>
@@ -1763,6 +1778,7 @@
           <w:p>
             <w:pPr>
               <w:pStyle w:val="Compact"/>
+              <w:keepNext/>
               <w:jc w:val="center"/>
             </w:pPr>
             <m:oMath>
@@ -1801,6 +1817,7 @@
           <w:p>
             <w:pPr>
               <w:pStyle w:val="Compact"/>
+              <w:keepNext/>
               <w:jc w:val="center"/>
             </w:pPr>
             <m:oMath>
@@ -1839,6 +1856,7 @@
           <w:p>
             <w:pPr>
               <w:pStyle w:val="Compact"/>
+              <w:keepNext/>
               <w:jc w:val="center"/>
             </w:pPr>
             <m:oMath>
@@ -1856,6 +1874,7 @@
           <w:p>
             <w:pPr>
               <w:pStyle w:val="Compact"/>
+              <w:keepNext/>
               <w:jc w:val="center"/>
             </w:pPr>
             <m:oMath>
@@ -1910,6 +1929,7 @@
           <w:p>
             <w:pPr>
               <w:pStyle w:val="Compact"/>
+              <w:keepNext/>
               <w:jc w:val="center"/>
             </w:pPr>
             <w:r>
@@ -1927,6 +1947,7 @@
           <w:p>
             <w:pPr>
               <w:pStyle w:val="Compact"/>
+              <w:keepNext/>
               <w:jc w:val="center"/>
             </w:pPr>
             <w:r>
@@ -1944,6 +1965,7 @@
           <w:p>
             <w:pPr>
               <w:pStyle w:val="Compact"/>
+              <w:keepNext/>
               <w:jc w:val="center"/>
             </w:pPr>
             <w:r>
@@ -1961,6 +1983,7 @@
           <w:p>
             <w:pPr>
               <w:pStyle w:val="Compact"/>
+              <w:keepNext/>
               <w:jc w:val="center"/>
             </w:pPr>
             <w:r>
@@ -1978,6 +2001,7 @@
           <w:p>
             <w:pPr>
               <w:pStyle w:val="Compact"/>
+              <w:keepNext/>
               <w:jc w:val="center"/>
             </w:pPr>
             <w:r>
@@ -1995,6 +2019,7 @@
           <w:p>
             <w:pPr>
               <w:pStyle w:val="Compact"/>
+              <w:keepNext/>
               <w:jc w:val="center"/>
             </w:pPr>
             <w:r>
@@ -2012,6 +2037,7 @@
           <w:p>
             <w:pPr>
               <w:pStyle w:val="Compact"/>
+              <w:keepNext/>
               <w:jc w:val="center"/>
             </w:pPr>
             <w:r>
@@ -2029,6 +2055,7 @@
           <w:p>
             <w:pPr>
               <w:pStyle w:val="Compact"/>
+              <w:keepNext/>
               <w:jc w:val="center"/>
             </w:pPr>
             <w:r>
@@ -2051,6 +2078,7 @@
           <w:p>
             <w:pPr>
               <w:pStyle w:val="Compact"/>
+              <w:keepNext/>
               <w:jc w:val="center"/>
             </w:pPr>
             <w:r>
@@ -2068,6 +2096,7 @@
           <w:p>
             <w:pPr>
               <w:pStyle w:val="Compact"/>
+              <w:keepNext/>
               <w:jc w:val="center"/>
             </w:pPr>
             <w:r>
@@ -2085,6 +2114,7 @@
           <w:p>
             <w:pPr>
               <w:pStyle w:val="Compact"/>
+              <w:keepNext/>
               <w:jc w:val="center"/>
             </w:pPr>
             <w:r>
@@ -2102,6 +2132,7 @@
           <w:p>
             <w:pPr>
               <w:pStyle w:val="Compact"/>
+              <w:keepNext/>
               <w:jc w:val="center"/>
             </w:pPr>
             <w:r>
@@ -2119,6 +2150,7 @@
           <w:p>
             <w:pPr>
               <w:pStyle w:val="Compact"/>
+              <w:keepNext/>
               <w:jc w:val="center"/>
             </w:pPr>
             <w:r>
@@ -2136,6 +2168,7 @@
           <w:p>
             <w:pPr>
               <w:pStyle w:val="Compact"/>
+              <w:keepNext/>
               <w:jc w:val="center"/>
             </w:pPr>
             <w:r>
@@ -2153,6 +2186,7 @@
           <w:p>
             <w:pPr>
               <w:pStyle w:val="Compact"/>
+              <w:keepNext/>
               <w:jc w:val="center"/>
             </w:pPr>
             <w:r>
@@ -2170,6 +2204,7 @@
           <w:p>
             <w:pPr>
               <w:pStyle w:val="Compact"/>
+              <w:keepNext/>
               <w:jc w:val="center"/>
             </w:pPr>
             <w:r>
@@ -2182,16 +2217,6 @@
         </w:tc>
       </w:tr>
     </w:tbl>
-    <w:p>
-      <w:pPr>
-        <w:pStyle w:val="TableCaption"/>
-        <w:spacing w:before="80" w:after="280"/>
-        <w:jc w:val="center"/>
-      </w:pPr>
-      <w:r>
-        <w:t xml:space="preserve">Tabla 1. Periodo, amplitudes y amortiguamiento.</w:t>
-      </w:r>
-    </w:p>
     <w:bookmarkEnd w:id="27"/>
     <w:bookmarkStart w:id="28" w:name="parte-b.-resistencia-crítica"/>
     <w:p>

--- a/fichas/fai-rlc.docx
+++ b/fichas/fai-rlc.docx
@@ -43,11 +43,11 @@
         <w:jc w:val="both"/>
       </w:pPr>
       <w:r>
-        <w:t xml:space="preserve">Observar con el osciloscopio las oscilaciones subamortiguadas de la tensión en el condensador de un circuito RLC serie, medir su periodo y su amortiguamiento, y buscar con la caja de resistencias la resistencia crítica, a partir de la cual desaparecen las oscilaciones. Comparar los resultados con la teoría.</w:t>
+        <w:t xml:space="preserve">Observar con el osciloscopio las oscilaciones amortiguadas de la tensión del condensador en un circuito RLC serie, obtener su ritmo de amortiguamiento y buscar con una caja de resistencias la resistencia crítica, a partir de la cual las oscilaciones desaparecen.</w:t>
       </w:r>
     </w:p>
     <w:bookmarkEnd w:id="21"/>
-    <w:bookmarkStart w:id="22" w:name="fundamento-teórico"/>
+    <w:bookmarkStart w:id="25" w:name="fundamento-teórico"/>
     <w:p>
       <w:pPr>
         <w:pStyle w:val="Heading2"/>
@@ -71,14 +71,27 @@
         <w:jc w:val="both"/>
       </w:pPr>
       <w:r>
-        <w:t xml:space="preserve">En un circuito RLC serie, la carga del condensador cumple la misma ecuación que un oscilador mecánico amortiguado:</w:t>
+        <w:t xml:space="preserve">En un circuito RLC serie la carga</w:t>
+      </w:r>
+      <w:r>
+        <w:t xml:space="preserve"> </w:t>
+      </w:r>
+      <m:oMath>
+        <m:r>
+          <m:t>q</m:t>
+        </m:r>
+      </m:oMath>
+      <w:r>
+        <w:t xml:space="preserve"> </w:t>
+      </w:r>
+      <w:r>
+        <w:t xml:space="preserve">del condensador cumple la misma ecuación que un oscilador mecánico amortiguado:</w:t>
       </w:r>
     </w:p>
     <w:p>
       <w:pPr>
         <w:pStyle w:val="BodyText"/>
-        <w:spacing w:after="120" w:line="276" w:lineRule="auto"/>
-        <w:jc w:val="both"/>
+        <w:spacing w:before="200" w:after="200"/>
       </w:pPr>
       <m:oMathPara>
         <m:oMathParaPr>
@@ -176,17 +189,190 @@
             </m:e>
           </m:d>
           <m:r>
-            <m:t> </m:t>
-          </m:r>
-          <m:r>
             <m:rPr>
               <m:sty m:val="p"/>
             </m:rPr>
-            <m:t>⇒</m:t>
+            <m:t>.</m:t>
           </m:r>
-          <m:r>
-            <m:t> </m:t>
-          </m:r>
+        </m:oMath>
+      </m:oMathPara>
+    </w:p>
+    <w:p>
+      <w:pPr>
+        <w:pStyle w:val="FirstParagraph"/>
+        <w:spacing w:after="120" w:line="276" w:lineRule="auto"/>
+        <w:jc w:val="both"/>
+      </w:pPr>
+      <w:r>
+        <w:t xml:space="preserve">La inductancia hace el papel de la masa,</w:t>
+      </w:r>
+      <w:r>
+        <w:t xml:space="preserve"> </w:t>
+      </w:r>
+      <m:oMath>
+        <m:r>
+          <m:t>1</m:t>
+        </m:r>
+        <m:r>
+          <m:rPr>
+            <m:sty m:val="p"/>
+          </m:rPr>
+          <m:t>/</m:t>
+        </m:r>
+        <m:r>
+          <m:t>C</m:t>
+        </m:r>
+      </m:oMath>
+      <w:r>
+        <w:t xml:space="preserve"> </w:t>
+      </w:r>
+      <w:r>
+        <w:t xml:space="preserve">el de la constante del muelle y la resistencia el del rozamiento.</w:t>
+      </w:r>
+      <w:r>
+        <w:t xml:space="preserve"> </w:t>
+      </w:r>
+      <m:oMath>
+        <m:sSub>
+          <m:e>
+            <m:r>
+              <m:t>R</m:t>
+            </m:r>
+          </m:e>
+          <m:sub>
+            <m:r>
+              <m:t>T</m:t>
+            </m:r>
+          </m:sub>
+        </m:sSub>
+        <m:r>
+          <m:rPr>
+            <m:sty m:val="p"/>
+          </m:rPr>
+          <m:t>=</m:t>
+        </m:r>
+        <m:r>
+          <m:t>R</m:t>
+        </m:r>
+        <m:r>
+          <m:rPr>
+            <m:sty m:val="p"/>
+          </m:rPr>
+          <m:t>+</m:t>
+        </m:r>
+        <m:sSub>
+          <m:e>
+            <m:r>
+              <m:t>R</m:t>
+            </m:r>
+          </m:e>
+          <m:sub>
+            <m:r>
+              <m:t>L</m:t>
+            </m:r>
+          </m:sub>
+        </m:sSub>
+        <m:r>
+          <m:rPr>
+            <m:sty m:val="p"/>
+          </m:rPr>
+          <m:t>+</m:t>
+        </m:r>
+        <m:sSub>
+          <m:e>
+            <m:r>
+              <m:t>R</m:t>
+            </m:r>
+          </m:e>
+          <m:sub>
+            <m:r>
+              <m:t>g</m:t>
+            </m:r>
+          </m:sub>
+        </m:sSub>
+      </m:oMath>
+      <w:r>
+        <w:t xml:space="preserve"> </w:t>
+      </w:r>
+      <w:r>
+        <w:t xml:space="preserve">es la resistencia total del circuito: la de la caja de resistencias</w:t>
+      </w:r>
+      <w:r>
+        <w:t xml:space="preserve"> </w:t>
+      </w:r>
+      <m:oMath>
+        <m:r>
+          <m:t>R</m:t>
+        </m:r>
+      </m:oMath>
+      <w:r>
+        <w:t xml:space="preserve">, la de la bobina</w:t>
+      </w:r>
+      <w:r>
+        <w:t xml:space="preserve"> </w:t>
+      </w:r>
+      <m:oMath>
+        <m:sSub>
+          <m:e>
+            <m:r>
+              <m:t>R</m:t>
+            </m:r>
+          </m:e>
+          <m:sub>
+            <m:r>
+              <m:t>L</m:t>
+            </m:r>
+          </m:sub>
+        </m:sSub>
+      </m:oMath>
+      <w:r>
+        <w:t xml:space="preserve"> </w:t>
+      </w:r>
+      <w:r>
+        <w:t xml:space="preserve">y la interna del generador</w:t>
+      </w:r>
+      <w:r>
+        <w:t xml:space="preserve"> </w:t>
+      </w:r>
+      <m:oMath>
+        <m:sSub>
+          <m:e>
+            <m:r>
+              <m:t>R</m:t>
+            </m:r>
+          </m:e>
+          <m:sub>
+            <m:r>
+              <m:t>g</m:t>
+            </m:r>
+          </m:sub>
+        </m:sSub>
+      </m:oMath>
+      <w:r>
+        <w:t xml:space="preserve">. Dividiendo por</w:t>
+      </w:r>
+      <w:r>
+        <w:t xml:space="preserve"> </w:t>
+      </w:r>
+      <m:oMath>
+        <m:r>
+          <m:t>L</m:t>
+        </m:r>
+      </m:oMath>
+      <w:r>
+        <w:t xml:space="preserve">,</w:t>
+      </w:r>
+    </w:p>
+    <w:p>
+      <w:pPr>
+        <w:pStyle w:val="BodyText"/>
+        <w:spacing w:before="200" w:after="200"/>
+      </w:pPr>
+      <m:oMathPara>
+        <m:oMathParaPr>
+          <m:jc m:val="center"/>
+        </m:oMathParaPr>
+        <m:oMath>
           <m:acc>
             <m:accPr>
               <m:chr m:val="̈"/>
@@ -288,10 +474,30 @@
             </m:rPr>
             <m:t>,</m:t>
           </m:r>
-          <m:r>
-            <m:t>  </m:t>
-          </m:r>
-          <m:sSub>
+        </m:oMath>
+      </m:oMathPara>
+    </w:p>
+    <w:p>
+      <w:pPr>
+        <w:pStyle w:val="FirstParagraph"/>
+        <w:spacing w:after="120" w:line="276" w:lineRule="auto"/>
+        <w:jc w:val="both"/>
+      </w:pPr>
+      <w:r>
+        <w:t xml:space="preserve">con</w:t>
+      </w:r>
+    </w:p>
+    <w:p>
+      <w:pPr>
+        <w:pStyle w:val="BodyText"/>
+        <w:spacing w:before="200" w:after="200"/>
+      </w:pPr>
+      <m:oMathPara>
+        <m:oMathParaPr>
+          <m:jc m:val="center"/>
+        </m:oMathParaPr>
+        <m:oMath>
+          <m:sSubSup>
             <m:e>
               <m:r>
                 <m:t>ω</m:t>
@@ -302,7 +508,12 @@
                 <m:t>0</m:t>
               </m:r>
             </m:sub>
-          </m:sSub>
+            <m:sup>
+              <m:r>
+                <m:t>2</m:t>
+              </m:r>
+            </m:sup>
+          </m:sSubSup>
           <m:r>
             <m:rPr>
               <m:sty m:val="p"/>
@@ -319,20 +530,12 @@
               </m:r>
             </m:num>
             <m:den>
-              <m:rad>
-                <m:radPr>
-                  <m:degHide m:val="on"/>
-                </m:radPr>
-                <m:deg/>
-                <m:e>
-                  <m:r>
-                    <m:t>L</m:t>
-                  </m:r>
-                  <m:r>
-                    <m:t>C</m:t>
-                  </m:r>
-                </m:e>
-              </m:rad>
+              <m:r>
+                <m:t>L</m:t>
+              </m:r>
+              <m:r>
+                <m:t>C</m:t>
+              </m:r>
             </m:den>
           </m:f>
           <m:r>
@@ -341,9 +544,19 @@
             </m:rPr>
             <m:t>,</m:t>
           </m:r>
-          <m:r>
-            <m:t>  </m:t>
-          </m:r>
+        </m:oMath>
+      </m:oMathPara>
+    </w:p>
+    <w:p>
+      <w:pPr>
+        <w:pStyle w:val="FirstParagraph"/>
+        <w:spacing w:before="200" w:after="200"/>
+      </w:pPr>
+      <m:oMathPara>
+        <m:oMathParaPr>
+          <m:jc m:val="center"/>
+        </m:oMathParaPr>
+        <m:oMath>
           <m:r>
             <m:t>γ</m:t>
           </m:r>
@@ -381,6 +594,252 @@
             <m:rPr>
               <m:sty m:val="p"/>
             </m:rPr>
+            <m:t>.</m:t>
+          </m:r>
+        </m:oMath>
+      </m:oMathPara>
+    </w:p>
+    <w:p>
+      <w:pPr>
+        <w:pStyle w:val="FirstParagraph"/>
+        <w:spacing w:after="120" w:line="276" w:lineRule="auto"/>
+        <w:jc w:val="both"/>
+      </w:pPr>
+      <w:r>
+        <w:t xml:space="preserve">El generador da una onda cuadrada de periodo mucho mayor que el de las oscilaciones. Cada vez que la tensión salta, el circuito responde como un oscilador que se suelta, y la tensión del condensador evoluciona hacia su nuevo valor final. Con poca resistencia el régimen es subamortiguado: la tensión oscila alrededor del valor final con amplitud decreciente (Figura 1).</w:t>
+      </w:r>
+    </w:p>
+    <w:p>
+      <w:pPr>
+        <w:pStyle w:val="CaptionedFigure"/>
+        <w:jc w:val="center"/>
+      </w:pPr>
+      <w:r>
+        <w:drawing>
+          <wp:inline>
+            <wp:extent cx="4679999" cy="2314702"/>
+            <wp:effectExtent b="0" l="0" r="0" t="0"/>
+            <wp:docPr descr="Figura 1. Tensión del condensador tras un salto de la onda cuadrada (régimen subamortiguado)." title="" id="23" name="Picture"/>
+            <a:graphic>
+              <a:graphicData uri="http://schemas.openxmlformats.org/drawingml/2006/picture">
+                <pic:pic>
+                  <pic:nvPicPr>
+                    <pic:cNvPr descr="fig/rlcstep.png" id="24" name="Picture"/>
+                    <pic:cNvPicPr>
+                      <a:picLocks noChangeArrowheads="1" noChangeAspect="1"/>
+                    </pic:cNvPicPr>
+                  </pic:nvPicPr>
+                  <pic:blipFill>
+                    <a:blip r:embed="rId22"/>
+                    <a:stretch>
+                      <a:fillRect/>
+                    </a:stretch>
+                  </pic:blipFill>
+                  <pic:spPr bwMode="auto">
+                    <a:xfrm>
+                      <a:off x="0" y="0"/>
+                      <a:ext cx="4679999" cy="2314702"/>
+                    </a:xfrm>
+                    <a:prstGeom prst="rect">
+                      <a:avLst/>
+                    </a:prstGeom>
+                    <a:noFill/>
+                    <a:ln w="9525">
+                      <a:noFill/>
+                      <a:headEnd/>
+                      <a:tailEnd/>
+                    </a:ln>
+                  </pic:spPr>
+                </pic:pic>
+              </a:graphicData>
+            </a:graphic>
+          </wp:inline>
+        </w:drawing>
+      </w:r>
+    </w:p>
+    <w:p>
+      <w:pPr>
+        <w:pStyle w:val="ImageCaption"/>
+        <w:spacing w:after="280"/>
+        <w:jc w:val="center"/>
+      </w:pPr>
+      <w:r>
+        <w:t xml:space="preserve">Figura 1. Tensión del condensador tras un salto de la onda cuadrada (régimen subamortiguado).</w:t>
+      </w:r>
+    </w:p>
+    <w:p>
+      <w:pPr>
+        <w:pStyle w:val="BodyText"/>
+        <w:spacing w:after="120" w:line="276" w:lineRule="auto"/>
+        <w:jc w:val="both"/>
+      </w:pPr>
+      <w:r>
+        <w:t xml:space="preserve">Las alturas de los máximos sucesivos sobre el valor final,</w:t>
+      </w:r>
+      <w:r>
+        <w:t xml:space="preserve"> </w:t>
+      </w:r>
+      <m:oMath>
+        <m:sSub>
+          <m:e>
+            <m:r>
+              <m:t>V</m:t>
+            </m:r>
+          </m:e>
+          <m:sub>
+            <m:r>
+              <m:t>0</m:t>
+            </m:r>
+          </m:sub>
+        </m:sSub>
+        <m:r>
+          <m:rPr>
+            <m:sty m:val="p"/>
+          </m:rPr>
+          <m:t>,</m:t>
+        </m:r>
+        <m:sSub>
+          <m:e>
+            <m:r>
+              <m:t>V</m:t>
+            </m:r>
+          </m:e>
+          <m:sub>
+            <m:r>
+              <m:t>1</m:t>
+            </m:r>
+          </m:sub>
+        </m:sSub>
+        <m:r>
+          <m:rPr>
+            <m:sty m:val="p"/>
+          </m:rPr>
+          <m:t>,</m:t>
+        </m:r>
+        <m:sSub>
+          <m:e>
+            <m:r>
+              <m:t>V</m:t>
+            </m:r>
+          </m:e>
+          <m:sub>
+            <m:r>
+              <m:t>2</m:t>
+            </m:r>
+          </m:sub>
+        </m:sSub>
+        <m:r>
+          <m:rPr>
+            <m:sty m:val="p"/>
+          </m:rPr>
+          <m:t>,</m:t>
+        </m:r>
+        <m:r>
+          <m:rPr>
+            <m:sty m:val="p"/>
+          </m:rPr>
+          <m:t>…</m:t>
+        </m:r>
+      </m:oMath>
+      <w:r>
+        <w:t xml:space="preserve">, se comportan como en un oscilador mecánico. El decremento logarítmico es</w:t>
+      </w:r>
+    </w:p>
+    <w:p>
+      <w:pPr>
+        <w:pStyle w:val="BodyText"/>
+        <w:spacing w:before="200" w:after="200"/>
+      </w:pPr>
+      <m:oMathPara>
+        <m:oMathParaPr>
+          <m:jc m:val="center"/>
+        </m:oMathParaPr>
+        <m:oMath>
+          <m:r>
+            <m:t>δ</m:t>
+          </m:r>
+          <m:r>
+            <m:rPr>
+              <m:sty m:val="p"/>
+            </m:rPr>
+            <m:t>=</m:t>
+          </m:r>
+          <m:r>
+            <m:rPr>
+              <m:sty m:val="p"/>
+            </m:rPr>
+            <m:t>ln</m:t>
+          </m:r>
+          <m:f>
+            <m:fPr>
+              <m:type m:val="bar"/>
+            </m:fPr>
+            <m:num>
+              <m:sSub>
+                <m:e>
+                  <m:r>
+                    <m:t>V</m:t>
+                  </m:r>
+                </m:e>
+                <m:sub>
+                  <m:r>
+                    <m:t>n</m:t>
+                  </m:r>
+                </m:sub>
+              </m:sSub>
+            </m:num>
+            <m:den>
+              <m:sSub>
+                <m:e>
+                  <m:r>
+                    <m:t>V</m:t>
+                  </m:r>
+                </m:e>
+                <m:sub>
+                  <m:r>
+                    <m:t>n</m:t>
+                  </m:r>
+                  <m:r>
+                    <m:rPr>
+                      <m:sty m:val="p"/>
+                    </m:rPr>
+                    <m:t>+</m:t>
+                  </m:r>
+                  <m:r>
+                    <m:t>1</m:t>
+                  </m:r>
+                </m:sub>
+              </m:sSub>
+            </m:den>
+          </m:f>
+          <m:r>
+            <m:rPr>
+              <m:sty m:val="p"/>
+            </m:rPr>
+            <m:t>=</m:t>
+          </m:r>
+          <m:f>
+            <m:fPr>
+              <m:type m:val="bar"/>
+            </m:fPr>
+            <m:num>
+              <m:r>
+                <m:t>γ</m:t>
+              </m:r>
+              <m:r>
+                <m:t>T</m:t>
+              </m:r>
+            </m:num>
+            <m:den>
+              <m:r>
+                <m:t>2</m:t>
+              </m:r>
+            </m:den>
+          </m:f>
+          <m:r>
+            <m:rPr>
+              <m:sty m:val="p"/>
+            </m:rPr>
             <m:t>,</m:t>
           </m:r>
         </m:oMath>
@@ -399,221 +858,151 @@
         <w:t xml:space="preserve"> </w:t>
       </w:r>
       <m:oMath>
-        <m:sSub>
-          <m:e>
-            <m:r>
-              <m:t>R</m:t>
-            </m:r>
-          </m:e>
-          <m:sub>
-            <m:r>
-              <m:t>T</m:t>
-            </m:r>
-          </m:sub>
-        </m:sSub>
+        <m:r>
+          <m:t>T</m:t>
+        </m:r>
+      </m:oMath>
+      <w:r>
+        <w:t xml:space="preserve"> </w:t>
+      </w:r>
+      <w:r>
+        <w:t xml:space="preserve">es el periodo de la oscilación, y por tanto</w:t>
+      </w:r>
+    </w:p>
+    <w:p>
+      <w:pPr>
+        <w:pStyle w:val="BodyText"/>
+        <w:spacing w:before="200" w:after="200"/>
+      </w:pPr>
+      <m:oMathPara>
+        <m:oMathParaPr>
+          <m:jc m:val="center"/>
+        </m:oMathParaPr>
+        <m:oMath>
+          <m:r>
+            <m:rPr>
+              <m:sty m:val="p"/>
+            </m:rPr>
+            <m:t>ln</m:t>
+          </m:r>
+          <m:sSub>
+            <m:e>
+              <m:r>
+                <m:t>V</m:t>
+              </m:r>
+            </m:e>
+            <m:sub>
+              <m:r>
+                <m:t>n</m:t>
+              </m:r>
+            </m:sub>
+          </m:sSub>
+          <m:r>
+            <m:rPr>
+              <m:sty m:val="p"/>
+            </m:rPr>
+            <m:t>=</m:t>
+          </m:r>
+          <m:r>
+            <m:rPr>
+              <m:sty m:val="p"/>
+            </m:rPr>
+            <m:t>ln</m:t>
+          </m:r>
+          <m:sSub>
+            <m:e>
+              <m:r>
+                <m:t>V</m:t>
+              </m:r>
+            </m:e>
+            <m:sub>
+              <m:r>
+                <m:t>0</m:t>
+              </m:r>
+            </m:sub>
+          </m:sSub>
+          <m:r>
+            <m:rPr>
+              <m:sty m:val="p"/>
+            </m:rPr>
+            <m:t>−</m:t>
+          </m:r>
+          <m:r>
+            <m:t>δ</m:t>
+          </m:r>
+          <m:r>
+            <m:t> </m:t>
+          </m:r>
+          <m:r>
+            <m:t>n</m:t>
+          </m:r>
+          <m:r>
+            <m:rPr>
+              <m:sty m:val="p"/>
+            </m:rPr>
+            <m:t>.</m:t>
+          </m:r>
+        </m:oMath>
+      </m:oMathPara>
+    </w:p>
+    <w:p>
+      <w:pPr>
+        <w:pStyle w:val="FirstParagraph"/>
+        <w:spacing w:after="120" w:line="276" w:lineRule="auto"/>
+        <w:jc w:val="both"/>
+      </w:pPr>
+      <w:r>
+        <w:t xml:space="preserve">Al aumentar</w:t>
+      </w:r>
+      <w:r>
+        <w:t xml:space="preserve"> </w:t>
+      </w:r>
+      <m:oMath>
+        <m:r>
+          <m:t>R</m:t>
+        </m:r>
+      </m:oMath>
+      <w:r>
+        <w:t xml:space="preserve"> </w:t>
+      </w:r>
+      <w:r>
+        <w:t xml:space="preserve">crece</w:t>
+      </w:r>
+      <w:r>
+        <w:t xml:space="preserve"> </w:t>
+      </w:r>
+      <m:oMath>
+        <m:r>
+          <m:t>γ</m:t>
+        </m:r>
+      </m:oMath>
+      <w:r>
+        <w:t xml:space="preserve"> </w:t>
+      </w:r>
+      <w:r>
+        <w:t xml:space="preserve">y las oscilaciones se apagan antes. Cuando</w:t>
+      </w:r>
+      <w:r>
+        <w:t xml:space="preserve"> </w:t>
+      </w:r>
+      <m:oMath>
+        <m:r>
+          <m:t>γ</m:t>
+        </m:r>
+        <m:r>
+          <m:rPr>
+            <m:sty m:val="p"/>
+          </m:rPr>
+          <m:t>/</m:t>
+        </m:r>
+        <m:r>
+          <m:t>2</m:t>
+        </m:r>
         <m:r>
           <m:rPr>
             <m:sty m:val="p"/>
           </m:rPr>
           <m:t>=</m:t>
-        </m:r>
-        <m:r>
-          <m:t>R</m:t>
-        </m:r>
-        <m:r>
-          <m:rPr>
-            <m:sty m:val="p"/>
-          </m:rPr>
-          <m:t>+</m:t>
-        </m:r>
-        <m:sSub>
-          <m:e>
-            <m:r>
-              <m:t>R</m:t>
-            </m:r>
-          </m:e>
-          <m:sub>
-            <m:r>
-              <m:t>L</m:t>
-            </m:r>
-          </m:sub>
-        </m:sSub>
-        <m:r>
-          <m:rPr>
-            <m:sty m:val="p"/>
-          </m:rPr>
-          <m:t>+</m:t>
-        </m:r>
-        <m:sSub>
-          <m:e>
-            <m:r>
-              <m:t>R</m:t>
-            </m:r>
-          </m:e>
-          <m:sub>
-            <m:r>
-              <m:t>g</m:t>
-            </m:r>
-          </m:sub>
-        </m:sSub>
-      </m:oMath>
-      <w:r>
-        <w:t xml:space="preserve"> </w:t>
-      </w:r>
-      <w:r>
-        <w:t xml:space="preserve">es la resistencia total: la de la caja</w:t>
-      </w:r>
-      <w:r>
-        <w:t xml:space="preserve"> </w:t>
-      </w:r>
-      <m:oMath>
-        <m:r>
-          <m:t>R</m:t>
-        </m:r>
-      </m:oMath>
-      <w:r>
-        <w:t xml:space="preserve">, la de la bobina</w:t>
-      </w:r>
-      <w:r>
-        <w:t xml:space="preserve"> </w:t>
-      </w:r>
-      <m:oMath>
-        <m:sSub>
-          <m:e>
-            <m:r>
-              <m:t>R</m:t>
-            </m:r>
-          </m:e>
-          <m:sub>
-            <m:r>
-              <m:t>L</m:t>
-            </m:r>
-          </m:sub>
-        </m:sSub>
-      </m:oMath>
-      <w:r>
-        <w:t xml:space="preserve"> </w:t>
-      </w:r>
-      <w:r>
-        <w:t xml:space="preserve">y la interna del generador</w:t>
-      </w:r>
-      <w:r>
-        <w:t xml:space="preserve"> </w:t>
-      </w:r>
-      <m:oMath>
-        <m:sSub>
-          <m:e>
-            <m:r>
-              <m:t>R</m:t>
-            </m:r>
-          </m:e>
-          <m:sub>
-            <m:r>
-              <m:t>g</m:t>
-            </m:r>
-          </m:sub>
-        </m:sSub>
-      </m:oMath>
-      <w:r>
-        <w:t xml:space="preserve">. La inductancia hace de masa,</w:t>
-      </w:r>
-      <w:r>
-        <w:t xml:space="preserve"> </w:t>
-      </w:r>
-      <m:oMath>
-        <m:r>
-          <m:t>1</m:t>
-        </m:r>
-        <m:r>
-          <m:rPr>
-            <m:sty m:val="p"/>
-          </m:rPr>
-          <m:t>/</m:t>
-        </m:r>
-        <m:r>
-          <m:t>C</m:t>
-        </m:r>
-      </m:oMath>
-      <w:r>
-        <w:t xml:space="preserve"> </w:t>
-      </w:r>
-      <w:r>
-        <w:t xml:space="preserve">de constante del muelle y la resistencia de rozamiento.</w:t>
-      </w:r>
-    </w:p>
-    <w:p>
-      <w:pPr>
-        <w:pStyle w:val="BodyText"/>
-        <w:spacing w:after="120" w:line="276" w:lineRule="auto"/>
-        <w:jc w:val="both"/>
-      </w:pPr>
-      <w:r>
-        <w:t xml:space="preserve">Si se alimenta con una onda cuadrada de periodo mucho mayor que el de las oscilaciones, cada salto de tensión produce una respuesta libre. Según el valor de</w:t>
-      </w:r>
-      <w:r>
-        <w:t xml:space="preserve"> </w:t>
-      </w:r>
-      <m:oMath>
-        <m:sSub>
-          <m:e>
-            <m:r>
-              <m:t>R</m:t>
-            </m:r>
-          </m:e>
-          <m:sub>
-            <m:r>
-              <m:t>T</m:t>
-            </m:r>
-          </m:sub>
-        </m:sSub>
-      </m:oMath>
-      <w:r>
-        <w:t xml:space="preserve"> </w:t>
-      </w:r>
-      <w:r>
-        <w:t xml:space="preserve">hay tres regímenes:</w:t>
-      </w:r>
-    </w:p>
-    <w:p>
-      <w:pPr>
-        <w:numPr>
-          <w:ilvl w:val="0"/>
-          <w:numId w:val="1001"/>
-        </w:numPr>
-        <w:pStyle w:val="Compact"/>
-        <w:jc w:val="both"/>
-      </w:pPr>
-      <w:r>
-        <w:rPr>
-          <w:bCs/>
-          <w:b/>
-        </w:rPr>
-        <w:t xml:space="preserve">Subamortiguado</w:t>
-      </w:r>
-      <w:r>
-        <w:t xml:space="preserve"> </w:t>
-      </w:r>
-      <w:r>
-        <w:t xml:space="preserve">(</w:t>
-      </w:r>
-      <m:oMath>
-        <m:r>
-          <m:t>γ</m:t>
-        </m:r>
-        <m:r>
-          <m:rPr>
-            <m:sty m:val="p"/>
-          </m:rPr>
-          <m:t>/</m:t>
-        </m:r>
-        <m:r>
-          <m:t>2</m:t>
-        </m:r>
-        <m:r>
-          <m:rPr>
-            <m:sty m:val="p"/>
-          </m:rPr>
-          <m:t>&lt;</m:t>
         </m:r>
         <m:sSub>
           <m:e>
@@ -629,356 +1018,16 @@
         </m:sSub>
       </m:oMath>
       <w:r>
-        <w:t xml:space="preserve">): la tensión oscila alrededor de su valor final con periodo</w:t>
-      </w:r>
-      <w:r>
-        <w:t xml:space="preserve"> </w:t>
-      </w:r>
-      <m:oMath>
-        <m:r>
-          <m:t>T</m:t>
-        </m:r>
-        <m:r>
-          <m:rPr>
-            <m:sty m:val="p"/>
-          </m:rPr>
-          <m:t>=</m:t>
-        </m:r>
-        <m:r>
-          <m:t>2</m:t>
-        </m:r>
-        <m:r>
-          <m:t>π</m:t>
-        </m:r>
-        <m:r>
-          <m:rPr>
-            <m:sty m:val="p"/>
-          </m:rPr>
-          <m:t>/</m:t>
-        </m:r>
-        <m:r>
-          <m:t>ω</m:t>
-        </m:r>
-      </m:oMath>
-      <w:r>
-        <w:t xml:space="preserve">,</w:t>
-      </w:r>
-      <w:r>
-        <w:t xml:space="preserve"> </w:t>
-      </w:r>
-      <m:oMath>
-        <m:r>
-          <m:t>ω</m:t>
-        </m:r>
-        <m:r>
-          <m:rPr>
-            <m:sty m:val="p"/>
-          </m:rPr>
-          <m:t>=</m:t>
-        </m:r>
-        <m:rad>
-          <m:radPr>
-            <m:degHide m:val="on"/>
-          </m:radPr>
-          <m:deg/>
-          <m:e>
-            <m:sSubSup>
-              <m:e>
-                <m:r>
-                  <m:t>ω</m:t>
-                </m:r>
-              </m:e>
-              <m:sub>
-                <m:r>
-                  <m:t>0</m:t>
-                </m:r>
-              </m:sub>
-              <m:sup>
-                <m:r>
-                  <m:t>2</m:t>
-                </m:r>
-              </m:sup>
-            </m:sSubSup>
-            <m:r>
-              <m:rPr>
-                <m:sty m:val="p"/>
-              </m:rPr>
-              <m:t>−</m:t>
-            </m:r>
-            <m:sSup>
-              <m:e>
-                <m:r>
-                  <m:t>γ</m:t>
-                </m:r>
-              </m:e>
-              <m:sup>
-                <m:r>
-                  <m:t>2</m:t>
-                </m:r>
-              </m:sup>
-            </m:sSup>
-            <m:r>
-              <m:rPr>
-                <m:sty m:val="p"/>
-              </m:rPr>
-              <m:t>/</m:t>
-            </m:r>
-            <m:r>
-              <m:t>4</m:t>
-            </m:r>
-          </m:e>
-        </m:rad>
-      </m:oMath>
-      <w:r>
-        <w:t xml:space="preserve">, y amplitud que decae como</w:t>
-      </w:r>
-      <w:r>
-        <w:t xml:space="preserve"> </w:t>
-      </w:r>
-      <m:oMath>
-        <m:sSup>
-          <m:e>
-            <m:r>
-              <m:t>e</m:t>
-            </m:r>
-          </m:e>
-          <m:sup>
-            <m:r>
-              <m:rPr>
-                <m:sty m:val="p"/>
-              </m:rPr>
-              <m:t>−</m:t>
-            </m:r>
-            <m:r>
-              <m:t>γ</m:t>
-            </m:r>
-            <m:r>
-              <m:t>t</m:t>
-            </m:r>
-            <m:r>
-              <m:rPr>
-                <m:sty m:val="p"/>
-              </m:rPr>
-              <m:t>/</m:t>
-            </m:r>
-            <m:r>
-              <m:t>2</m:t>
-            </m:r>
-          </m:sup>
-        </m:sSup>
-      </m:oMath>
-      <w:r>
-        <w:t xml:space="preserve">. Las amplitudes de los máximos sucesivos cumplen</w:t>
-      </w:r>
-      <w:r>
-        <w:t xml:space="preserve"> </w:t>
-      </w:r>
-      <m:oMath>
-        <m:r>
-          <m:rPr>
-            <m:sty m:val="p"/>
-          </m:rPr>
-          <m:t>ln</m:t>
-        </m:r>
-        <m:sSub>
-          <m:e>
-            <m:r>
-              <m:t>A</m:t>
-            </m:r>
-          </m:e>
-          <m:sub>
-            <m:r>
-              <m:t>n</m:t>
-            </m:r>
-          </m:sub>
-        </m:sSub>
-        <m:r>
-          <m:rPr>
-            <m:sty m:val="p"/>
-          </m:rPr>
-          <m:t>=</m:t>
-        </m:r>
-        <m:r>
-          <m:rPr>
-            <m:sty m:val="p"/>
-          </m:rPr>
-          <m:t>ln</m:t>
-        </m:r>
-        <m:sSub>
-          <m:e>
-            <m:r>
-              <m:t>A</m:t>
-            </m:r>
-          </m:e>
-          <m:sub>
-            <m:r>
-              <m:t>0</m:t>
-            </m:r>
-          </m:sub>
-        </m:sSub>
-        <m:r>
-          <m:rPr>
-            <m:sty m:val="p"/>
-          </m:rPr>
-          <m:t>−</m:t>
-        </m:r>
-        <m:r>
-          <m:t>δ</m:t>
-        </m:r>
-        <m:r>
-          <m:t> </m:t>
-        </m:r>
-        <m:r>
-          <m:t>n</m:t>
-        </m:r>
-      </m:oMath>
-      <w:r>
-        <w:t xml:space="preserve">, con el decremento logarítmico</w:t>
-      </w:r>
-      <w:r>
-        <w:t xml:space="preserve"> </w:t>
-      </w:r>
-      <m:oMath>
-        <m:r>
-          <m:t>δ</m:t>
-        </m:r>
-        <m:r>
-          <m:rPr>
-            <m:sty m:val="p"/>
-          </m:rPr>
-          <m:t>=</m:t>
-        </m:r>
-        <m:r>
-          <m:t>γ</m:t>
-        </m:r>
-        <m:r>
-          <m:t>T</m:t>
-        </m:r>
-        <m:r>
-          <m:rPr>
-            <m:sty m:val="p"/>
-          </m:rPr>
-          <m:t>/</m:t>
-        </m:r>
-        <m:r>
-          <m:t>2</m:t>
-        </m:r>
-      </m:oMath>
-      <w:r>
-        <w:t xml:space="preserve">.</w:t>
+        <w:t xml:space="preserve"> </w:t>
+      </w:r>
+      <w:r>
+        <w:t xml:space="preserve">se alcanza el régimen crítico: la tensión llega a su valor final sin pasarse. Esto ocurre con la caja en la resistencia crítica</w:t>
       </w:r>
     </w:p>
     <w:p>
       <w:pPr>
-        <w:numPr>
-          <w:ilvl w:val="0"/>
-          <w:numId w:val="1001"/>
-        </w:numPr>
-        <w:pStyle w:val="Compact"/>
-        <w:jc w:val="both"/>
-      </w:pPr>
-      <w:r>
-        <w:rPr>
-          <w:bCs/>
-          <w:b/>
-        </w:rPr>
-        <w:t xml:space="preserve">Crítico</w:t>
-      </w:r>
-      <w:r>
-        <w:t xml:space="preserve"> </w:t>
-      </w:r>
-      <w:r>
-        <w:t xml:space="preserve">(</w:t>
-      </w:r>
-      <m:oMath>
-        <m:r>
-          <m:t>γ</m:t>
-        </m:r>
-        <m:r>
-          <m:rPr>
-            <m:sty m:val="p"/>
-          </m:rPr>
-          <m:t>/</m:t>
-        </m:r>
-        <m:r>
-          <m:t>2</m:t>
-        </m:r>
-        <m:r>
-          <m:rPr>
-            <m:sty m:val="p"/>
-          </m:rPr>
-          <m:t>=</m:t>
-        </m:r>
-        <m:sSub>
-          <m:e>
-            <m:r>
-              <m:t>ω</m:t>
-            </m:r>
-          </m:e>
-          <m:sub>
-            <m:r>
-              <m:t>0</m:t>
-            </m:r>
-          </m:sub>
-        </m:sSub>
-      </m:oMath>
-      <w:r>
-        <w:t xml:space="preserve">): la tensión llega a su valor final lo más rápido posible sin oscilar. Ocurre para</w:t>
-      </w:r>
-      <w:r>
-        <w:t xml:space="preserve"> </w:t>
-      </w:r>
-      <m:oMath>
-        <m:sSub>
-          <m:e>
-            <m:r>
-              <m:t>R</m:t>
-            </m:r>
-          </m:e>
-          <m:sub>
-            <m:r>
-              <m:t>T</m:t>
-            </m:r>
-          </m:sub>
-        </m:sSub>
-        <m:r>
-          <m:rPr>
-            <m:sty m:val="p"/>
-          </m:rPr>
-          <m:t>=</m:t>
-        </m:r>
-        <m:r>
-          <m:t>2</m:t>
-        </m:r>
-        <m:rad>
-          <m:radPr>
-            <m:degHide m:val="on"/>
-          </m:radPr>
-          <m:deg/>
-          <m:e>
-            <m:r>
-              <m:t>L</m:t>
-            </m:r>
-            <m:r>
-              <m:rPr>
-                <m:sty m:val="p"/>
-              </m:rPr>
-              <m:t>/</m:t>
-            </m:r>
-            <m:r>
-              <m:t>C</m:t>
-            </m:r>
-          </m:e>
-        </m:rad>
-      </m:oMath>
-      <w:r>
-        <w:t xml:space="preserve">, es decir, con la caja en</w:t>
-      </w:r>
-    </w:p>
-    <w:p>
-      <w:pPr>
-        <w:pStyle w:val="Compact"/>
-        <w:jc w:val="both"/>
+        <w:pStyle w:val="BodyText"/>
+        <w:spacing w:before="200" w:after="200"/>
       </w:pPr>
       <m:oMathPara>
         <m:oMathParaPr>
@@ -1074,66 +1123,8 @@
         </m:oMath>
       </m:oMathPara>
     </w:p>
-    <w:p>
-      <w:pPr>
-        <w:numPr>
-          <w:ilvl w:val="0"/>
-          <w:numId w:val="1001"/>
-        </w:numPr>
-        <w:pStyle w:val="Compact"/>
-        <w:jc w:val="both"/>
-      </w:pPr>
-      <w:r>
-        <w:rPr>
-          <w:bCs/>
-          <w:b/>
-        </w:rPr>
-        <w:t xml:space="preserve">Sobreamortiguado</w:t>
-      </w:r>
-      <w:r>
-        <w:t xml:space="preserve"> </w:t>
-      </w:r>
-      <w:r>
-        <w:t xml:space="preserve">(</w:t>
-      </w:r>
-      <m:oMath>
-        <m:r>
-          <m:t>γ</m:t>
-        </m:r>
-        <m:r>
-          <m:rPr>
-            <m:sty m:val="p"/>
-          </m:rPr>
-          <m:t>/</m:t>
-        </m:r>
-        <m:r>
-          <m:t>2</m:t>
-        </m:r>
-        <m:r>
-          <m:rPr>
-            <m:sty m:val="p"/>
-          </m:rPr>
-          <m:t>&gt;</m:t>
-        </m:r>
-        <m:sSub>
-          <m:e>
-            <m:r>
-              <m:t>ω</m:t>
-            </m:r>
-          </m:e>
-          <m:sub>
-            <m:r>
-              <m:t>0</m:t>
-            </m:r>
-          </m:sub>
-        </m:sSub>
-      </m:oMath>
-      <w:r>
-        <w:t xml:space="preserve">): tampoco oscila, pero llega al valor final más despacio.</w:t>
-      </w:r>
-    </w:p>
-    <w:bookmarkEnd w:id="22"/>
-    <w:bookmarkStart w:id="26" w:name="montaje-experimental"/>
+    <w:bookmarkEnd w:id="25"/>
+    <w:bookmarkStart w:id="29" w:name="montaje-experimental"/>
     <w:p>
       <w:pPr>
         <w:pStyle w:val="Heading2"/>
@@ -1158,20 +1149,20 @@
       <w:r>
         <w:drawing>
           <wp:inline>
-            <wp:extent cx="2879999" cy="1055748"/>
+            <wp:extent cx="5039999" cy="1836313"/>
             <wp:effectExtent b="0" l="0" r="0" t="0"/>
-            <wp:docPr descr="Figura 1. Circuito RLC serie con generador de onda cuadrada y osciloscopio." title="" id="24" name="Picture"/>
+            <wp:docPr descr="Figura 2. Circuito RLC serie con generador de onda cuadrada y osciloscopio." title="" id="27" name="Picture"/>
             <a:graphic>
               <a:graphicData uri="http://schemas.openxmlformats.org/drawingml/2006/picture">
                 <pic:pic>
                   <pic:nvPicPr>
-                    <pic:cNvPr descr="fig/rlc.png" id="25" name="Picture"/>
+                    <pic:cNvPr descr="fig/rlc.png" id="28" name="Picture"/>
                     <pic:cNvPicPr>
                       <a:picLocks noChangeArrowheads="1" noChangeAspect="1"/>
                     </pic:cNvPicPr>
                   </pic:nvPicPr>
                   <pic:blipFill>
-                    <a:blip r:embed="rId23"/>
+                    <a:blip r:embed="rId26"/>
                     <a:stretch>
                       <a:fillRect/>
                     </a:stretch>
@@ -1179,7 +1170,7 @@
                   <pic:spPr bwMode="auto">
                     <a:xfrm>
                       <a:off x="0" y="0"/>
-                      <a:ext cx="2879999" cy="1055748"/>
+                      <a:ext cx="5039999" cy="1836313"/>
                     </a:xfrm>
                     <a:prstGeom prst="rect">
                       <a:avLst/>
@@ -1201,10 +1192,11 @@
     <w:p>
       <w:pPr>
         <w:pStyle w:val="ImageCaption"/>
+        <w:spacing w:after="280"/>
         <w:jc w:val="center"/>
       </w:pPr>
       <w:r>
-        <w:t xml:space="preserve">Figura 1. Circuito RLC serie con generador de onda cuadrada y osciloscopio.</w:t>
+        <w:t xml:space="preserve">Figura 2. Circuito RLC serie con generador de onda cuadrada y osciloscopio.</w:t>
       </w:r>
     </w:p>
     <w:p>
@@ -1214,7 +1206,7 @@
         <w:jc w:val="both"/>
       </w:pPr>
       <w:r>
-        <w:t xml:space="preserve">Montar en la placa el circuito de la Figura 1: la bobina (</w:t>
+        <w:t xml:space="preserve">Montar en la placa el circuito de la Figura 2 con la bobina (</w:t>
       </w:r>
       <m:oMath>
         <m:r>
@@ -1236,18 +1228,7 @@
         <w:t xml:space="preserve"> </w:t>
       </w:r>
       <w:r>
-        <w:t xml:space="preserve">= 3 nF) y la caja de resistencias de décadas como</w:t>
-      </w:r>
-      <w:r>
-        <w:t xml:space="preserve"> </w:t>
-      </w:r>
-      <m:oMath>
-        <m:r>
-          <m:t>R</m:t>
-        </m:r>
-      </m:oMath>
-      <w:r>
-        <w:t xml:space="preserve">. El generador de funciones da una onda cuadrada de unos 200 Hz. El osciloscopio mide la tensión del condensador, con la masa de la sonda en el mismo punto que la del generador. Medir con el polímetro</w:t>
+        <w:t xml:space="preserve">= 3 nF) y la caja de resistencias. El generador de funciones da una onda cuadrada de unos 200 Hz. El osciloscopio mide la tensión del condensador, con la masa de la sonda en el mismo punto que la del generador. Medir con el polímetro la resistencia de la bobina,</w:t>
       </w:r>
       <w:r>
         <w:t xml:space="preserve"> </w:t>
@@ -1267,27 +1248,7 @@
         </m:sSub>
       </m:oMath>
       <w:r>
-        <w:t xml:space="preserve">.</w:t>
-      </w:r>
-    </w:p>
-    <w:p>
-      <w:pPr>
-        <w:pStyle w:val="BodyText"/>
-        <w:spacing w:after="120" w:line="276" w:lineRule="auto"/>
-        <w:jc w:val="both"/>
-      </w:pPr>
-      <w:r>
-        <w:rPr>
-          <w:bCs/>
-          <w:b/>
-        </w:rPr>
-        <w:t xml:space="preserve">Capacidad del osciloscopio.</w:t>
-      </w:r>
-      <w:r>
-        <w:t xml:space="preserve"> </w:t>
-      </w:r>
-      <w:r>
-        <w:t xml:space="preserve">La entrada del osciloscopio equivale a 1 MΩ en paralelo con unos 20 pF (viene indicado junto al conector), más la capacidad de la sonda y del cable. Esa capacidad</w:t>
+        <w:t xml:space="preserve">. La resistencia interna del generador es</w:t>
       </w:r>
       <w:r>
         <w:t xml:space="preserve"> </w:t>
@@ -1296,18 +1257,12 @@
         <m:sSub>
           <m:e>
             <m:r>
-              <m:t>C</m:t>
+              <m:t>R</m:t>
             </m:r>
           </m:e>
           <m:sub>
             <m:r>
-              <m:t>o</m:t>
-            </m:r>
-            <m:r>
-              <m:t>s</m:t>
-            </m:r>
-            <m:r>
-              <m:t>c</m:t>
+              <m:t>g</m:t>
             </m:r>
           </m:sub>
         </m:sSub>
@@ -1316,7 +1271,17 @@
         <w:t xml:space="preserve"> </w:t>
       </w:r>
       <w:r>
-        <w:t xml:space="preserve">queda en paralelo con el condensador, así que la capacidad efectiva es</w:t>
+        <w:t xml:space="preserve">= 50 Ω.</w:t>
+      </w:r>
+    </w:p>
+    <w:p>
+      <w:pPr>
+        <w:pStyle w:val="BodyText"/>
+        <w:spacing w:after="120" w:line="276" w:lineRule="auto"/>
+        <w:jc w:val="both"/>
+      </w:pPr>
+      <w:r>
+        <w:t xml:space="preserve">La entrada del osciloscopio tiene una capacidad de unos 20 pF, indicada junto al conector, que queda en paralelo con el condensador. Por eso, en los cálculos se usa la capacidad total</w:t>
       </w:r>
       <w:r>
         <w:t xml:space="preserve"> </w:t>
@@ -1349,257 +1314,26 @@
           </m:rPr>
           <m:t>+</m:t>
         </m:r>
-        <m:sSub>
-          <m:e>
-            <m:r>
-              <m:t>C</m:t>
-            </m:r>
-          </m:e>
-          <m:sub>
-            <m:r>
-              <m:t>o</m:t>
-            </m:r>
-            <m:r>
-              <m:t>s</m:t>
-            </m:r>
-            <m:r>
-              <m:t>c</m:t>
-            </m:r>
-          </m:sub>
-        </m:sSub>
+        <m:r>
+          <m:t>20</m:t>
+        </m:r>
       </m:oMath>
       <w:r>
-        <w:t xml:space="preserve">. Si la sonda tiene conmutador ×1/×10, usar ×10, que añade menos capacidad.</w:t>
+        <w:t xml:space="preserve"> </w:t>
+      </w:r>
+      <w:r>
+        <w:t xml:space="preserve">pF.</w:t>
       </w:r>
     </w:p>
     <w:p>
       <w:pPr>
-        <w:pStyle w:val="BodyText"/>
-        <w:spacing w:after="120" w:line="276" w:lineRule="auto"/>
-        <w:jc w:val="both"/>
-      </w:pPr>
-      <m:oMath>
-        <m:r>
-          <m:t>C</m:t>
-        </m:r>
-      </m:oMath>
-      <w:r>
-        <w:t xml:space="preserve"> </w:t>
-      </w:r>
-      <w:r>
-        <w:t xml:space="preserve">= __________</w:t>
-      </w:r>
-      <w:r>
-        <w:t xml:space="preserve"> </w:t>
-      </w:r>
-      <m:oMath>
-        <m:r>
-          <m:t>  </m:t>
-        </m:r>
-        <m:r>
-          <m:t>L</m:t>
-        </m:r>
-      </m:oMath>
-      <w:r>
-        <w:t xml:space="preserve"> </w:t>
-      </w:r>
-      <w:r>
-        <w:t xml:space="preserve">= __________</w:t>
-      </w:r>
-      <w:r>
-        <w:t xml:space="preserve"> </w:t>
-      </w:r>
-      <m:oMath>
-        <m:r>
-          <m:t>  </m:t>
-        </m:r>
-        <m:sSub>
-          <m:e>
-            <m:r>
-              <m:t>R</m:t>
-            </m:r>
-          </m:e>
-          <m:sub>
-            <m:r>
-              <m:t>L</m:t>
-            </m:r>
-          </m:sub>
-        </m:sSub>
-      </m:oMath>
-      <w:r>
-        <w:t xml:space="preserve"> </w:t>
-      </w:r>
-      <w:r>
-        <w:t xml:space="preserve">= __________</w:t>
-      </w:r>
-      <w:r>
-        <w:t xml:space="preserve"> </w:t>
-      </w:r>
-      <m:oMath>
-        <m:r>
-          <m:t>  </m:t>
-        </m:r>
-        <m:sSub>
-          <m:e>
-            <m:r>
-              <m:t>R</m:t>
-            </m:r>
-          </m:e>
-          <m:sub>
-            <m:r>
-              <m:t>g</m:t>
-            </m:r>
-          </m:sub>
-        </m:sSub>
-      </m:oMath>
-      <w:r>
-        <w:t xml:space="preserve"> </w:t>
-      </w:r>
-      <w:r>
-        <w:t xml:space="preserve">= 50 Ω</w:t>
-      </w:r>
-      <w:r>
-        <w:t xml:space="preserve"> </w:t>
-      </w:r>
-      <m:oMath>
-        <m:r>
-          <m:t>  </m:t>
-        </m:r>
-        <m:sSub>
-          <m:e>
-            <m:r>
-              <m:t>C</m:t>
-            </m:r>
-          </m:e>
-          <m:sub>
-            <m:r>
-              <m:t>o</m:t>
-            </m:r>
-            <m:r>
-              <m:t>s</m:t>
-            </m:r>
-            <m:r>
-              <m:t>c</m:t>
-            </m:r>
-          </m:sub>
-        </m:sSub>
-        <m:r>
-          <m:rPr>
-            <m:sty m:val="p"/>
-          </m:rPr>
-          <m:t>≈</m:t>
-        </m:r>
-      </m:oMath>
-      <w:r>
-        <w:t xml:space="preserve"> </w:t>
-      </w:r>
-      <w:r>
-        <w:t xml:space="preserve">__________</w:t>
-      </w:r>
-    </w:p>
-    <w:bookmarkEnd w:id="26"/>
-    <w:bookmarkStart w:id="29" w:name="resultados"/>
-    <w:p>
-      <w:pPr>
-        <w:pStyle w:val="Heading2"/>
-        <w:numPr>
-          <w:ilvl w:val="0"/>
-          <w:numId w:val="0"/>
-        </w:numPr>
-        <w:spacing w:before="440" w:after="160"/>
-      </w:pPr>
-      <w:r>
-        <w:rPr>
-          <w:sz w:val="36"/>
-        </w:rPr>
-        <w:t xml:space="preserve">Resultados</w:t>
-      </w:r>
-    </w:p>
-    <w:bookmarkStart w:id="27" w:name="parte-a.-régimen-subamortiguado"/>
-    <w:p>
-      <w:pPr>
-        <w:pStyle w:val="Heading3"/>
-        <w:numPr>
-          <w:ilvl w:val="0"/>
-          <w:numId w:val="0"/>
-        </w:numPr>
-        <w:spacing w:before="320" w:after="120"/>
-      </w:pPr>
-      <w:r>
-        <w:rPr>
-          <w:i w:val="0"/>
-          <w:sz w:val="26"/>
-        </w:rPr>
-        <w:t xml:space="preserve">Parte A. Régimen subamortiguado</w:t>
-      </w:r>
-    </w:p>
-    <w:p>
-      <w:pPr>
-        <w:pStyle w:val="FirstParagraph"/>
-        <w:spacing w:after="120" w:line="276" w:lineRule="auto"/>
-        <w:jc w:val="both"/>
-      </w:pPr>
-      <w:r>
-        <w:t xml:space="preserve">Con la caja en</w:t>
-      </w:r>
-      <w:r>
-        <w:t xml:space="preserve"> </w:t>
-      </w:r>
-      <m:oMath>
-        <m:r>
-          <m:t>R</m:t>
-        </m:r>
-        <m:r>
-          <m:rPr>
-            <m:sty m:val="p"/>
-          </m:rPr>
-          <m:t>=</m:t>
-        </m:r>
-        <m:r>
-          <m:t>0</m:t>
-        </m:r>
-      </m:oMath>
-      <w:r>
-        <w:t xml:space="preserve">, ajustar la base de tiempos (unos 50 µs/div) para ver una sola respuesta, un flanco de subida, ocupando toda la pantalla. Medir con los cursores el tiempo de 5 periodos para obtener</w:t>
-      </w:r>
-      <w:r>
-        <w:t xml:space="preserve"> </w:t>
-      </w:r>
-      <m:oMath>
-        <m:r>
-          <m:t>T</m:t>
-        </m:r>
-      </m:oMath>
-      <w:r>
-        <w:t xml:space="preserve"> </w:t>
-      </w:r>
-      <w:r>
-        <w:t xml:space="preserve">y las amplitudes de los primeros máximos respecto al valor final. Repetir para</w:t>
-      </w:r>
-      <w:r>
-        <w:t xml:space="preserve"> </w:t>
-      </w:r>
-      <m:oMath>
-        <m:r>
-          <m:t>R</m:t>
-        </m:r>
-      </m:oMath>
-      <w:r>
-        <w:t xml:space="preserve"> </w:t>
-      </w:r>
-      <w:r>
-        <w:t xml:space="preserve">= 200 Ω.</w:t>
-      </w:r>
-    </w:p>
-    <w:p>
-      <w:pPr>
         <w:pStyle w:val="TableCaption"/>
         <w:keepNext/>
-        <w:spacing w:before="200" w:after="80"/>
+        <w:spacing w:after="80" w:before="200"/>
         <w:jc w:val="center"/>
       </w:pPr>
       <w:r>
-        <w:t xml:space="preserve">Tabla 1. Periodo, amplitudes y amortiguamiento.</w:t>
+        <w:t xml:space="preserve">Tabla 1. Valores de los componentes.</w:t>
       </w:r>
     </w:p>
     <w:tbl>
@@ -1615,17 +1349,13 @@
           <w:insideV w:val="single" w:sz="6" w:color="000000"/>
         </w:tblBorders>
         <w:tblLook w:firstRow="1" w:lastRow="0" w:firstColumn="0" w:lastColumn="0" w:noHBand="0" w:noVBand="0" w:val="0020"/>
-        <w:tblCaption w:val="Tabla 1. Periodo, amplitudes y amortiguamiento."/>
+        <w:tblCaption w:val="Tabla 1. Valores de los componentes."/>
       </w:tblPr>
       <w:tblGrid>
-        <w:gridCol w:w="990"/>
-        <w:gridCol w:w="990"/>
-        <w:gridCol w:w="990"/>
-        <w:gridCol w:w="990"/>
-        <w:gridCol w:w="990"/>
-        <w:gridCol w:w="990"/>
-        <w:gridCol w:w="990"/>
-        <w:gridCol w:w="990"/>
+        <w:gridCol w:w="1980"/>
+        <w:gridCol w:w="1980"/>
+        <w:gridCol w:w="1980"/>
+        <w:gridCol w:w="1980"/>
       </w:tblGrid>
       <w:tr>
         <w:trPr>
@@ -1645,7 +1375,7 @@
             </w:pPr>
             <m:oMath>
               <m:r>
-                <m:t>R</m:t>
+                <m:t>L</m:t>
               </m:r>
             </m:oMath>
             <w:r>
@@ -1658,37 +1388,7 @@
               <w:rPr>
                 <w:sz w:val="20"/>
               </w:rPr>
-              <w:t xml:space="preserve">(Ω)</w:t>
-            </w:r>
-          </w:p>
-        </w:tc>
-        <w:tc>
-          <w:tcPr>
-            <w:shd w:val="clear" w:color="auto" w:fill="FFF0C1"/>
-            <w:vAlign w:val="center"/>
-          </w:tcPr>
-          <w:p>
-            <w:pPr>
-              <w:pStyle w:val="Compact"/>
-              <w:keepNext/>
-              <w:jc w:val="center"/>
-            </w:pPr>
-            <m:oMath>
-              <m:r>
-                <m:t>T</m:t>
-              </m:r>
-            </m:oMath>
-            <w:r>
-              <w:rPr>
-                <w:sz w:val="20"/>
-              </w:rPr>
-              <w:t xml:space="preserve"> </w:t>
-            </w:r>
-            <w:r>
-              <w:rPr>
-                <w:sz w:val="20"/>
-              </w:rPr>
-              <w:t xml:space="preserve">(µs)</w:t>
+              <w:t xml:space="preserve">(mH)</w:t>
             </w:r>
           </w:p>
         </w:tc>
@@ -1707,12 +1407,12 @@
               <m:sSub>
                 <m:e>
                   <m:r>
-                    <m:t>A</m:t>
+                    <m:t>C</m:t>
                   </m:r>
                 </m:e>
                 <m:sub>
                   <m:r>
-                    <m:t>0</m:t>
+                    <m:t>T</m:t>
                   </m:r>
                 </m:sub>
               </m:sSub>
@@ -1727,7 +1427,7 @@
               <w:rPr>
                 <w:sz w:val="20"/>
               </w:rPr>
-              <w:t xml:space="preserve">(V)</w:t>
+              <w:t xml:space="preserve">(nF)</w:t>
             </w:r>
           </w:p>
         </w:tc>
@@ -1746,12 +1446,12 @@
               <m:sSub>
                 <m:e>
                   <m:r>
-                    <m:t>A</m:t>
+                    <m:t>R</m:t>
                   </m:r>
                 </m:e>
                 <m:sub>
                   <m:r>
-                    <m:t>1</m:t>
+                    <m:t>L</m:t>
                   </m:r>
                 </m:sub>
               </m:sSub>
@@ -1766,7 +1466,7 @@
               <w:rPr>
                 <w:sz w:val="20"/>
               </w:rPr>
-              <w:t xml:space="preserve">(V)</w:t>
+              <w:t xml:space="preserve">(Ω)</w:t>
             </w:r>
           </w:p>
         </w:tc>
@@ -1785,12 +1485,12 @@
               <m:sSub>
                 <m:e>
                   <m:r>
-                    <m:t>A</m:t>
+                    <m:t>R</m:t>
                   </m:r>
                 </m:e>
                 <m:sub>
                   <m:r>
-                    <m:t>2</m:t>
+                    <m:t>g</m:t>
                   </m:r>
                 </m:sub>
               </m:sSub>
@@ -1805,115 +1505,7 @@
               <w:rPr>
                 <w:sz w:val="20"/>
               </w:rPr>
-              <w:t xml:space="preserve">(V)</w:t>
-            </w:r>
-          </w:p>
-        </w:tc>
-        <w:tc>
-          <w:tcPr>
-            <w:shd w:val="clear" w:color="auto" w:fill="FFF0C1"/>
-            <w:vAlign w:val="center"/>
-          </w:tcPr>
-          <w:p>
-            <w:pPr>
-              <w:pStyle w:val="Compact"/>
-              <w:keepNext/>
-              <w:jc w:val="center"/>
-            </w:pPr>
-            <m:oMath>
-              <m:sSub>
-                <m:e>
-                  <m:r>
-                    <m:t>A</m:t>
-                  </m:r>
-                </m:e>
-                <m:sub>
-                  <m:r>
-                    <m:t>3</m:t>
-                  </m:r>
-                </m:sub>
-              </m:sSub>
-            </m:oMath>
-            <w:r>
-              <w:rPr>
-                <w:sz w:val="20"/>
-              </w:rPr>
-              <w:t xml:space="preserve"> </w:t>
-            </w:r>
-            <w:r>
-              <w:rPr>
-                <w:sz w:val="20"/>
-              </w:rPr>
-              <w:t xml:space="preserve">(V)</w:t>
-            </w:r>
-          </w:p>
-        </w:tc>
-        <w:tc>
-          <w:tcPr>
-            <w:shd w:val="clear" w:color="auto" w:fill="FFF0C1"/>
-            <w:vAlign w:val="center"/>
-          </w:tcPr>
-          <w:p>
-            <w:pPr>
-              <w:pStyle w:val="Compact"/>
-              <w:keepNext/>
-              <w:jc w:val="center"/>
-            </w:pPr>
-            <m:oMath>
-              <m:r>
-                <m:t>δ</m:t>
-              </m:r>
-            </m:oMath>
-          </w:p>
-        </w:tc>
-        <w:tc>
-          <w:tcPr>
-            <w:shd w:val="clear" w:color="auto" w:fill="FFF0C1"/>
-            <w:vAlign w:val="center"/>
-          </w:tcPr>
-          <w:p>
-            <w:pPr>
-              <w:pStyle w:val="Compact"/>
-              <w:keepNext/>
-              <w:jc w:val="center"/>
-            </w:pPr>
-            <m:oMath>
-              <m:r>
-                <m:t>γ</m:t>
-              </m:r>
-              <m:r>
-                <m:rPr>
-                  <m:sty m:val="p"/>
-                </m:rPr>
-                <m:t>=</m:t>
-              </m:r>
-              <m:r>
-                <m:t>2</m:t>
-              </m:r>
-              <m:r>
-                <m:t>δ</m:t>
-              </m:r>
-              <m:r>
-                <m:rPr>
-                  <m:sty m:val="p"/>
-                </m:rPr>
-                <m:t>/</m:t>
-              </m:r>
-              <m:r>
-                <m:t>T</m:t>
-              </m:r>
-            </m:oMath>
-            <w:r>
-              <w:rPr>
-                <w:sz w:val="20"/>
-              </w:rPr>
-              <w:t xml:space="preserve"> </w:t>
-            </w:r>
-            <w:r>
-              <w:rPr>
-                <w:sz w:val="20"/>
-              </w:rPr>
-              <w:t xml:space="preserve">(s⁻¹)</w:t>
+              <w:t xml:space="preserve">(Ω)</w:t>
             </w:r>
           </w:p>
         </w:tc>
@@ -1994,231 +1586,27 @@
             </w:r>
           </w:p>
         </w:tc>
-        <w:tc>
-          <w:tcPr>
-            <w:vAlign w:val="center"/>
-          </w:tcPr>
-          <w:p>
-            <w:pPr>
-              <w:pStyle w:val="Compact"/>
-              <w:keepNext/>
-              <w:jc w:val="center"/>
-            </w:pPr>
-            <w:r>
-              <w:rPr>
-                <w:sz w:val="20"/>
-              </w:rPr>
-              <w:t xml:space="preserve"> </w:t>
-            </w:r>
-          </w:p>
-        </w:tc>
-        <w:tc>
-          <w:tcPr>
-            <w:vAlign w:val="center"/>
-          </w:tcPr>
-          <w:p>
-            <w:pPr>
-              <w:pStyle w:val="Compact"/>
-              <w:keepNext/>
-              <w:jc w:val="center"/>
-            </w:pPr>
-            <w:r>
-              <w:rPr>
-                <w:sz w:val="20"/>
-              </w:rPr>
-              <w:t xml:space="preserve"> </w:t>
-            </w:r>
-          </w:p>
-        </w:tc>
-        <w:tc>
-          <w:tcPr>
-            <w:vAlign w:val="center"/>
-          </w:tcPr>
-          <w:p>
-            <w:pPr>
-              <w:pStyle w:val="Compact"/>
-              <w:keepNext/>
-              <w:jc w:val="center"/>
-            </w:pPr>
-            <w:r>
-              <w:rPr>
-                <w:sz w:val="20"/>
-              </w:rPr>
-              <w:t xml:space="preserve"> </w:t>
-            </w:r>
-          </w:p>
-        </w:tc>
-        <w:tc>
-          <w:tcPr>
-            <w:vAlign w:val="center"/>
-          </w:tcPr>
-          <w:p>
-            <w:pPr>
-              <w:pStyle w:val="Compact"/>
-              <w:keepNext/>
-              <w:jc w:val="center"/>
-            </w:pPr>
-            <w:r>
-              <w:rPr>
-                <w:sz w:val="20"/>
-              </w:rPr>
-              <w:t xml:space="preserve"> </w:t>
-            </w:r>
-          </w:p>
-        </w:tc>
-      </w:tr>
-      <w:tr>
-        <w:trPr>
-          <w:trHeight w:val="425" w:hRule="atLeast"/>
-        </w:trPr>
-        <w:tc>
-          <w:tcPr>
-            <w:vAlign w:val="center"/>
-          </w:tcPr>
-          <w:p>
-            <w:pPr>
-              <w:pStyle w:val="Compact"/>
-              <w:keepNext/>
-              <w:jc w:val="center"/>
-            </w:pPr>
-            <w:r>
-              <w:rPr>
-                <w:sz w:val="20"/>
-              </w:rPr>
-              <w:t xml:space="preserve"> </w:t>
-            </w:r>
-          </w:p>
-        </w:tc>
-        <w:tc>
-          <w:tcPr>
-            <w:vAlign w:val="center"/>
-          </w:tcPr>
-          <w:p>
-            <w:pPr>
-              <w:pStyle w:val="Compact"/>
-              <w:keepNext/>
-              <w:jc w:val="center"/>
-            </w:pPr>
-            <w:r>
-              <w:rPr>
-                <w:sz w:val="20"/>
-              </w:rPr>
-              <w:t xml:space="preserve"> </w:t>
-            </w:r>
-          </w:p>
-        </w:tc>
-        <w:tc>
-          <w:tcPr>
-            <w:vAlign w:val="center"/>
-          </w:tcPr>
-          <w:p>
-            <w:pPr>
-              <w:pStyle w:val="Compact"/>
-              <w:keepNext/>
-              <w:jc w:val="center"/>
-            </w:pPr>
-            <w:r>
-              <w:rPr>
-                <w:sz w:val="20"/>
-              </w:rPr>
-              <w:t xml:space="preserve"> </w:t>
-            </w:r>
-          </w:p>
-        </w:tc>
-        <w:tc>
-          <w:tcPr>
-            <w:vAlign w:val="center"/>
-          </w:tcPr>
-          <w:p>
-            <w:pPr>
-              <w:pStyle w:val="Compact"/>
-              <w:keepNext/>
-              <w:jc w:val="center"/>
-            </w:pPr>
-            <w:r>
-              <w:rPr>
-                <w:sz w:val="20"/>
-              </w:rPr>
-              <w:t xml:space="preserve"> </w:t>
-            </w:r>
-          </w:p>
-        </w:tc>
-        <w:tc>
-          <w:tcPr>
-            <w:vAlign w:val="center"/>
-          </w:tcPr>
-          <w:p>
-            <w:pPr>
-              <w:pStyle w:val="Compact"/>
-              <w:keepNext/>
-              <w:jc w:val="center"/>
-            </w:pPr>
-            <w:r>
-              <w:rPr>
-                <w:sz w:val="20"/>
-              </w:rPr>
-              <w:t xml:space="preserve"> </w:t>
-            </w:r>
-          </w:p>
-        </w:tc>
-        <w:tc>
-          <w:tcPr>
-            <w:vAlign w:val="center"/>
-          </w:tcPr>
-          <w:p>
-            <w:pPr>
-              <w:pStyle w:val="Compact"/>
-              <w:keepNext/>
-              <w:jc w:val="center"/>
-            </w:pPr>
-            <w:r>
-              <w:rPr>
-                <w:sz w:val="20"/>
-              </w:rPr>
-              <w:t xml:space="preserve"> </w:t>
-            </w:r>
-          </w:p>
-        </w:tc>
-        <w:tc>
-          <w:tcPr>
-            <w:vAlign w:val="center"/>
-          </w:tcPr>
-          <w:p>
-            <w:pPr>
-              <w:pStyle w:val="Compact"/>
-              <w:keepNext/>
-              <w:jc w:val="center"/>
-            </w:pPr>
-            <w:r>
-              <w:rPr>
-                <w:sz w:val="20"/>
-              </w:rPr>
-              <w:t xml:space="preserve"> </w:t>
-            </w:r>
-          </w:p>
-        </w:tc>
-        <w:tc>
-          <w:tcPr>
-            <w:vAlign w:val="center"/>
-          </w:tcPr>
-          <w:p>
-            <w:pPr>
-              <w:pStyle w:val="Compact"/>
-              <w:keepNext/>
-              <w:jc w:val="center"/>
-            </w:pPr>
-            <w:r>
-              <w:rPr>
-                <w:sz w:val="20"/>
-              </w:rPr>
-              <w:t xml:space="preserve"> </w:t>
-            </w:r>
-          </w:p>
-        </w:tc>
       </w:tr>
     </w:tbl>
-    <w:bookmarkEnd w:id="27"/>
-    <w:bookmarkStart w:id="28" w:name="parte-b.-resistencia-crítica"/>
+    <w:bookmarkEnd w:id="29"/>
+    <w:bookmarkStart w:id="32" w:name="resultados"/>
+    <w:p>
+      <w:pPr>
+        <w:pStyle w:val="Heading2"/>
+        <w:numPr>
+          <w:ilvl w:val="0"/>
+          <w:numId w:val="0"/>
+        </w:numPr>
+        <w:spacing w:before="440" w:after="160"/>
+      </w:pPr>
+      <w:r>
+        <w:rPr>
+          <w:sz w:val="36"/>
+        </w:rPr>
+        <w:t xml:space="preserve">Resultados</w:t>
+      </w:r>
+    </w:p>
+    <w:bookmarkStart w:id="30" w:name="parte-a.-oscilación-amortiguada"/>
     <w:p>
       <w:pPr>
         <w:pStyle w:val="Heading3"/>
@@ -2233,7 +1621,7 @@
           <w:i w:val="0"/>
           <w:sz w:val="26"/>
         </w:rPr>
-        <w:t xml:space="preserve">Parte B. Resistencia crítica</w:t>
+        <w:t xml:space="preserve">Parte A. Oscilación amortiguada</w:t>
       </w:r>
     </w:p>
     <w:p>
@@ -2243,7 +1631,7 @@
         <w:jc w:val="both"/>
       </w:pPr>
       <w:r>
-        <w:t xml:space="preserve">Ir aumentando</w:t>
+        <w:t xml:space="preserve">Poner la caja en</w:t>
       </w:r>
       <w:r>
         <w:t xml:space="preserve"> </w:t>
@@ -2257,21 +1645,61 @@
         <w:t xml:space="preserve"> </w:t>
       </w:r>
       <w:r>
-        <w:t xml:space="preserve">con la caja y observar cómo se reducen las oscilaciones. Buscar el valor a partir del cual la tensión deja de pasarse de su valor final: es la resistencia crítica. Acercarse a él desde abajo y desde arriba y anotar el intervalo en que se encuentra. Observar también la forma de la curva con una</w:t>
+        <w:t xml:space="preserve">= 200 Ω. Ajustar la base de tiempos (unos 50 µs/div) para ver en toda la pantalla una sola respuesta, la que sigue a un salto de subida, como en la Figura 1. Medir con los cursores del osciloscopio el tiempo de 5 periodos, para obtener</w:t>
       </w:r>
       <w:r>
         <w:t xml:space="preserve"> </w:t>
       </w:r>
       <m:oMath>
         <m:r>
-          <m:t>R</m:t>
+          <m:t>T</m:t>
         </m:r>
       </m:oMath>
       <w:r>
-        <w:t xml:space="preserve"> </w:t>
-      </w:r>
-      <w:r>
-        <w:t xml:space="preserve">bastante mayor (sobreamortiguado).</w:t>
+        <w:t xml:space="preserve">, y las alturas de los primeros máximos sobre el valor final,</w:t>
+      </w:r>
+      <w:r>
+        <w:t xml:space="preserve"> </w:t>
+      </w:r>
+      <m:oMath>
+        <m:sSub>
+          <m:e>
+            <m:r>
+              <m:t>V</m:t>
+            </m:r>
+          </m:e>
+          <m:sub>
+            <m:r>
+              <m:t>0</m:t>
+            </m:r>
+          </m:sub>
+        </m:sSub>
+      </m:oMath>
+      <w:r>
+        <w:t xml:space="preserve"> </w:t>
+      </w:r>
+      <w:r>
+        <w:t xml:space="preserve">a</w:t>
+      </w:r>
+      <w:r>
+        <w:t xml:space="preserve"> </w:t>
+      </w:r>
+      <m:oMath>
+        <m:sSub>
+          <m:e>
+            <m:r>
+              <m:t>V</m:t>
+            </m:r>
+          </m:e>
+          <m:sub>
+            <m:r>
+              <m:t>4</m:t>
+            </m:r>
+          </m:sub>
+        </m:sSub>
+      </m:oMath>
+      <w:r>
+        <w:t xml:space="preserve">.</w:t>
       </w:r>
     </w:p>
     <w:p>
@@ -2280,6 +1708,540 @@
         <w:spacing w:after="120" w:line="276" w:lineRule="auto"/>
         <w:jc w:val="both"/>
       </w:pPr>
+      <m:oMath>
+        <m:r>
+          <m:t>T</m:t>
+        </m:r>
+      </m:oMath>
+      <w:r>
+        <w:t xml:space="preserve"> </w:t>
+      </w:r>
+      <w:r>
+        <w:t xml:space="preserve">= ______________ µs</w:t>
+      </w:r>
+    </w:p>
+    <w:p>
+      <w:pPr>
+        <w:pStyle w:val="TableCaption"/>
+        <w:keepNext/>
+        <w:spacing w:after="80" w:before="200"/>
+        <w:jc w:val="center"/>
+      </w:pPr>
+      <w:r>
+        <w:t xml:space="preserve">Tabla 2. Alturas de los máximos sobre el valor final.</w:t>
+      </w:r>
+    </w:p>
+    <w:tbl>
+      <w:tblPr>
+        <w:tblW w:type="pct" w:w="5000"/>
+        <w:jc w:val="center"/>
+        <w:tblBorders>
+          <w:top w:val="single" w:sz="6" w:color="000000"/>
+          <w:left w:val="single" w:sz="6" w:color="000000"/>
+          <w:bottom w:val="single" w:sz="6" w:color="000000"/>
+          <w:right w:val="single" w:sz="6" w:color="000000"/>
+          <w:insideH w:val="single" w:sz="6" w:color="000000"/>
+          <w:insideV w:val="single" w:sz="6" w:color="000000"/>
+        </w:tblBorders>
+        <w:tblLook w:firstRow="1" w:lastRow="0" w:firstColumn="0" w:lastColumn="0" w:noHBand="0" w:noVBand="0" w:val="0020"/>
+        <w:tblCaption w:val="Tabla 2. Alturas de los máximos sobre el valor final."/>
+      </w:tblPr>
+      <w:tblGrid>
+        <w:gridCol w:w="2640"/>
+        <w:gridCol w:w="2640"/>
+        <w:gridCol w:w="2640"/>
+      </w:tblGrid>
+      <w:tr>
+        <w:trPr>
+          <w:trHeight w:val="510" w:hRule="atLeast"/>
+          <w:tblHeader w:val="true"/>
+        </w:trPr>
+        <w:tc>
+          <w:tcPr>
+            <w:shd w:val="clear" w:color="auto" w:fill="FFF0C1"/>
+            <w:vAlign w:val="center"/>
+          </w:tcPr>
+          <w:p>
+            <w:pPr>
+              <w:pStyle w:val="Compact"/>
+              <w:keepNext/>
+              <w:jc w:val="center"/>
+            </w:pPr>
+            <m:oMath>
+              <m:r>
+                <m:t>n</m:t>
+              </m:r>
+            </m:oMath>
+          </w:p>
+        </w:tc>
+        <w:tc>
+          <w:tcPr>
+            <w:shd w:val="clear" w:color="auto" w:fill="FFF0C1"/>
+            <w:vAlign w:val="center"/>
+          </w:tcPr>
+          <w:p>
+            <w:pPr>
+              <w:pStyle w:val="Compact"/>
+              <w:keepNext/>
+              <w:jc w:val="center"/>
+            </w:pPr>
+            <m:oMath>
+              <m:sSub>
+                <m:e>
+                  <m:r>
+                    <m:t>V</m:t>
+                  </m:r>
+                </m:e>
+                <m:sub>
+                  <m:r>
+                    <m:t>n</m:t>
+                  </m:r>
+                </m:sub>
+              </m:sSub>
+            </m:oMath>
+            <w:r>
+              <w:rPr>
+                <w:sz w:val="20"/>
+              </w:rPr>
+              <w:t xml:space="preserve"> </w:t>
+            </w:r>
+            <w:r>
+              <w:rPr>
+                <w:sz w:val="20"/>
+              </w:rPr>
+              <w:t xml:space="preserve">(V)</w:t>
+            </w:r>
+          </w:p>
+        </w:tc>
+        <w:tc>
+          <w:tcPr>
+            <w:shd w:val="clear" w:color="auto" w:fill="FFF0C1"/>
+            <w:vAlign w:val="center"/>
+          </w:tcPr>
+          <w:p>
+            <w:pPr>
+              <w:pStyle w:val="Compact"/>
+              <w:keepNext/>
+              <w:jc w:val="center"/>
+            </w:pPr>
+            <m:oMath>
+              <m:r>
+                <m:rPr>
+                  <m:sty m:val="p"/>
+                </m:rPr>
+                <m:t>ln</m:t>
+              </m:r>
+              <m:sSub>
+                <m:e>
+                  <m:r>
+                    <m:t>V</m:t>
+                  </m:r>
+                </m:e>
+                <m:sub>
+                  <m:r>
+                    <m:t>n</m:t>
+                  </m:r>
+                </m:sub>
+              </m:sSub>
+            </m:oMath>
+          </w:p>
+        </w:tc>
+      </w:tr>
+      <w:tr>
+        <w:trPr>
+          <w:trHeight w:val="425" w:hRule="atLeast"/>
+        </w:trPr>
+        <w:tc>
+          <w:tcPr>
+            <w:vAlign w:val="center"/>
+          </w:tcPr>
+          <w:p>
+            <w:pPr>
+              <w:pStyle w:val="Compact"/>
+              <w:keepNext/>
+              <w:jc w:val="center"/>
+            </w:pPr>
+            <w:r>
+              <w:rPr>
+                <w:sz w:val="20"/>
+              </w:rPr>
+              <w:t xml:space="preserve">0</w:t>
+            </w:r>
+          </w:p>
+        </w:tc>
+        <w:tc>
+          <w:tcPr>
+            <w:vAlign w:val="center"/>
+          </w:tcPr>
+          <w:p>
+            <w:pPr>
+              <w:pStyle w:val="Compact"/>
+              <w:keepNext/>
+              <w:jc w:val="center"/>
+            </w:pPr>
+            <w:r>
+              <w:rPr>
+                <w:sz w:val="20"/>
+              </w:rPr>
+              <w:t xml:space="preserve"> </w:t>
+            </w:r>
+          </w:p>
+        </w:tc>
+        <w:tc>
+          <w:tcPr>
+            <w:vAlign w:val="center"/>
+          </w:tcPr>
+          <w:p>
+            <w:pPr>
+              <w:pStyle w:val="Compact"/>
+              <w:keepNext/>
+              <w:jc w:val="center"/>
+            </w:pPr>
+            <w:r>
+              <w:rPr>
+                <w:sz w:val="20"/>
+              </w:rPr>
+              <w:t xml:space="preserve"> </w:t>
+            </w:r>
+          </w:p>
+        </w:tc>
+      </w:tr>
+      <w:tr>
+        <w:trPr>
+          <w:trHeight w:val="425" w:hRule="atLeast"/>
+        </w:trPr>
+        <w:tc>
+          <w:tcPr>
+            <w:vAlign w:val="center"/>
+          </w:tcPr>
+          <w:p>
+            <w:pPr>
+              <w:pStyle w:val="Compact"/>
+              <w:keepNext/>
+              <w:jc w:val="center"/>
+            </w:pPr>
+            <w:r>
+              <w:rPr>
+                <w:sz w:val="20"/>
+              </w:rPr>
+              <w:t xml:space="preserve">1</w:t>
+            </w:r>
+          </w:p>
+        </w:tc>
+        <w:tc>
+          <w:tcPr>
+            <w:vAlign w:val="center"/>
+          </w:tcPr>
+          <w:p>
+            <w:pPr>
+              <w:pStyle w:val="Compact"/>
+              <w:keepNext/>
+              <w:jc w:val="center"/>
+            </w:pPr>
+            <w:r>
+              <w:rPr>
+                <w:sz w:val="20"/>
+              </w:rPr>
+              <w:t xml:space="preserve"> </w:t>
+            </w:r>
+          </w:p>
+        </w:tc>
+        <w:tc>
+          <w:tcPr>
+            <w:vAlign w:val="center"/>
+          </w:tcPr>
+          <w:p>
+            <w:pPr>
+              <w:pStyle w:val="Compact"/>
+              <w:keepNext/>
+              <w:jc w:val="center"/>
+            </w:pPr>
+            <w:r>
+              <w:rPr>
+                <w:sz w:val="20"/>
+              </w:rPr>
+              <w:t xml:space="preserve"> </w:t>
+            </w:r>
+          </w:p>
+        </w:tc>
+      </w:tr>
+      <w:tr>
+        <w:trPr>
+          <w:trHeight w:val="425" w:hRule="atLeast"/>
+        </w:trPr>
+        <w:tc>
+          <w:tcPr>
+            <w:vAlign w:val="center"/>
+          </w:tcPr>
+          <w:p>
+            <w:pPr>
+              <w:pStyle w:val="Compact"/>
+              <w:keepNext/>
+              <w:jc w:val="center"/>
+            </w:pPr>
+            <w:r>
+              <w:rPr>
+                <w:sz w:val="20"/>
+              </w:rPr>
+              <w:t xml:space="preserve">2</w:t>
+            </w:r>
+          </w:p>
+        </w:tc>
+        <w:tc>
+          <w:tcPr>
+            <w:vAlign w:val="center"/>
+          </w:tcPr>
+          <w:p>
+            <w:pPr>
+              <w:pStyle w:val="Compact"/>
+              <w:keepNext/>
+              <w:jc w:val="center"/>
+            </w:pPr>
+            <w:r>
+              <w:rPr>
+                <w:sz w:val="20"/>
+              </w:rPr>
+              <w:t xml:space="preserve"> </w:t>
+            </w:r>
+          </w:p>
+        </w:tc>
+        <w:tc>
+          <w:tcPr>
+            <w:vAlign w:val="center"/>
+          </w:tcPr>
+          <w:p>
+            <w:pPr>
+              <w:pStyle w:val="Compact"/>
+              <w:keepNext/>
+              <w:jc w:val="center"/>
+            </w:pPr>
+            <w:r>
+              <w:rPr>
+                <w:sz w:val="20"/>
+              </w:rPr>
+              <w:t xml:space="preserve"> </w:t>
+            </w:r>
+          </w:p>
+        </w:tc>
+      </w:tr>
+      <w:tr>
+        <w:trPr>
+          <w:trHeight w:val="425" w:hRule="atLeast"/>
+        </w:trPr>
+        <w:tc>
+          <w:tcPr>
+            <w:vAlign w:val="center"/>
+          </w:tcPr>
+          <w:p>
+            <w:pPr>
+              <w:pStyle w:val="Compact"/>
+              <w:keepNext/>
+              <w:jc w:val="center"/>
+            </w:pPr>
+            <w:r>
+              <w:rPr>
+                <w:sz w:val="20"/>
+              </w:rPr>
+              <w:t xml:space="preserve">3</w:t>
+            </w:r>
+          </w:p>
+        </w:tc>
+        <w:tc>
+          <w:tcPr>
+            <w:vAlign w:val="center"/>
+          </w:tcPr>
+          <w:p>
+            <w:pPr>
+              <w:pStyle w:val="Compact"/>
+              <w:keepNext/>
+              <w:jc w:val="center"/>
+            </w:pPr>
+            <w:r>
+              <w:rPr>
+                <w:sz w:val="20"/>
+              </w:rPr>
+              <w:t xml:space="preserve"> </w:t>
+            </w:r>
+          </w:p>
+        </w:tc>
+        <w:tc>
+          <w:tcPr>
+            <w:vAlign w:val="center"/>
+          </w:tcPr>
+          <w:p>
+            <w:pPr>
+              <w:pStyle w:val="Compact"/>
+              <w:keepNext/>
+              <w:jc w:val="center"/>
+            </w:pPr>
+            <w:r>
+              <w:rPr>
+                <w:sz w:val="20"/>
+              </w:rPr>
+              <w:t xml:space="preserve"> </w:t>
+            </w:r>
+          </w:p>
+        </w:tc>
+      </w:tr>
+      <w:tr>
+        <w:trPr>
+          <w:trHeight w:val="425" w:hRule="atLeast"/>
+        </w:trPr>
+        <w:tc>
+          <w:tcPr>
+            <w:vAlign w:val="center"/>
+          </w:tcPr>
+          <w:p>
+            <w:pPr>
+              <w:pStyle w:val="Compact"/>
+              <w:keepNext/>
+              <w:jc w:val="center"/>
+            </w:pPr>
+            <w:r>
+              <w:rPr>
+                <w:sz w:val="20"/>
+              </w:rPr>
+              <w:t xml:space="preserve">4</w:t>
+            </w:r>
+          </w:p>
+        </w:tc>
+        <w:tc>
+          <w:tcPr>
+            <w:vAlign w:val="center"/>
+          </w:tcPr>
+          <w:p>
+            <w:pPr>
+              <w:pStyle w:val="Compact"/>
+              <w:keepNext/>
+              <w:jc w:val="center"/>
+            </w:pPr>
+            <w:r>
+              <w:rPr>
+                <w:sz w:val="20"/>
+              </w:rPr>
+              <w:t xml:space="preserve"> </w:t>
+            </w:r>
+          </w:p>
+        </w:tc>
+        <w:tc>
+          <w:tcPr>
+            <w:vAlign w:val="center"/>
+          </w:tcPr>
+          <w:p>
+            <w:pPr>
+              <w:pStyle w:val="Compact"/>
+              <w:keepNext/>
+              <w:jc w:val="center"/>
+            </w:pPr>
+            <w:r>
+              <w:rPr>
+                <w:sz w:val="20"/>
+              </w:rPr>
+              <w:t xml:space="preserve"> </w:t>
+            </w:r>
+          </w:p>
+        </w:tc>
+      </w:tr>
+    </w:tbl>
+    <w:bookmarkEnd w:id="30"/>
+    <w:bookmarkStart w:id="31" w:name="parte-b.-resistencia-crítica"/>
+    <w:p>
+      <w:pPr>
+        <w:pStyle w:val="Heading3"/>
+        <w:numPr>
+          <w:ilvl w:val="0"/>
+          <w:numId w:val="0"/>
+        </w:numPr>
+        <w:spacing w:before="320" w:after="120"/>
+      </w:pPr>
+      <w:r>
+        <w:rPr>
+          <w:i w:val="0"/>
+          <w:sz w:val="26"/>
+        </w:rPr>
+        <w:t xml:space="preserve">Parte B. Resistencia crítica</w:t>
+      </w:r>
+    </w:p>
+    <w:p>
+      <w:pPr>
+        <w:pStyle w:val="FirstParagraph"/>
+        <w:spacing w:after="120" w:line="276" w:lineRule="auto"/>
+        <w:jc w:val="both"/>
+      </w:pPr>
+      <w:r>
+        <w:t xml:space="preserve">Ir aumentando</w:t>
+      </w:r>
+      <w:r>
+        <w:t xml:space="preserve"> </w:t>
+      </w:r>
+      <m:oMath>
+        <m:r>
+          <m:t>R</m:t>
+        </m:r>
+      </m:oMath>
+      <w:r>
+        <w:t xml:space="preserve"> </w:t>
+      </w:r>
+      <w:r>
+        <w:t xml:space="preserve">con la caja y observar cómo se reducen las oscilaciones. Anotar el mayor valor de</w:t>
+      </w:r>
+      <w:r>
+        <w:t xml:space="preserve"> </w:t>
+      </w:r>
+      <m:oMath>
+        <m:r>
+          <m:t>R</m:t>
+        </m:r>
+      </m:oMath>
+      <w:r>
+        <w:t xml:space="preserve"> </w:t>
+      </w:r>
+      <w:r>
+        <w:t xml:space="preserve">con el que la tensión todavía se pasa de su valor final,</w:t>
+      </w:r>
+      <w:r>
+        <w:t xml:space="preserve"> </w:t>
+      </w:r>
+      <m:oMath>
+        <m:sSub>
+          <m:e>
+            <m:r>
+              <m:t>R</m:t>
+            </m:r>
+          </m:e>
+          <m:sub>
+            <m:r>
+              <m:t>1</m:t>
+            </m:r>
+          </m:sub>
+        </m:sSub>
+      </m:oMath>
+      <w:r>
+        <w:t xml:space="preserve">, y el menor con el que ya no se pasa,</w:t>
+      </w:r>
+      <w:r>
+        <w:t xml:space="preserve"> </w:t>
+      </w:r>
+      <m:oMath>
+        <m:sSub>
+          <m:e>
+            <m:r>
+              <m:t>R</m:t>
+            </m:r>
+          </m:e>
+          <m:sub>
+            <m:r>
+              <m:t>2</m:t>
+            </m:r>
+          </m:sub>
+        </m:sSub>
+      </m:oMath>
+      <w:r>
+        <w:t xml:space="preserve">. La resistencia crítica medida es el punto medio,</w:t>
+      </w:r>
+      <w:r>
+        <w:t xml:space="preserve"> </w:t>
+      </w:r>
       <m:oMath>
         <m:sSub>
           <m:e>
@@ -2293,17 +2255,407 @@
             </m:r>
           </m:sub>
         </m:sSub>
+        <m:r>
+          <m:rPr>
+            <m:sty m:val="p"/>
+          </m:rPr>
+          <m:t>=</m:t>
+        </m:r>
+        <m:d>
+          <m:dPr>
+            <m:begChr m:val="("/>
+            <m:endChr m:val=")"/>
+            <m:sepChr m:val=""/>
+            <m:grow/>
+          </m:dPr>
+          <m:e>
+            <m:sSub>
+              <m:e>
+                <m:r>
+                  <m:t>R</m:t>
+                </m:r>
+              </m:e>
+              <m:sub>
+                <m:r>
+                  <m:t>1</m:t>
+                </m:r>
+              </m:sub>
+            </m:sSub>
+            <m:r>
+              <m:rPr>
+                <m:sty m:val="p"/>
+              </m:rPr>
+              <m:t>+</m:t>
+            </m:r>
+            <m:sSub>
+              <m:e>
+                <m:r>
+                  <m:t>R</m:t>
+                </m:r>
+              </m:e>
+              <m:sub>
+                <m:r>
+                  <m:t>2</m:t>
+                </m:r>
+              </m:sub>
+            </m:sSub>
+          </m:e>
+        </m:d>
+        <m:r>
+          <m:rPr>
+            <m:sty m:val="p"/>
+          </m:rPr>
+          <m:t>/</m:t>
+        </m:r>
+        <m:r>
+          <m:t>2</m:t>
+        </m:r>
       </m:oMath>
       <w:r>
-        <w:t xml:space="preserve"> </w:t>
-      </w:r>
-      <w:r>
-        <w:t xml:space="preserve">(medida) = ( __________ ± __________ ) Ω</w:t>
+        <w:t xml:space="preserve">, con error</w:t>
+      </w:r>
+      <w:r>
+        <w:t xml:space="preserve"> </w:t>
+      </w:r>
+      <m:oMath>
+        <m:d>
+          <m:dPr>
+            <m:begChr m:val="("/>
+            <m:endChr m:val=")"/>
+            <m:sepChr m:val=""/>
+            <m:grow/>
+          </m:dPr>
+          <m:e>
+            <m:sSub>
+              <m:e>
+                <m:r>
+                  <m:t>R</m:t>
+                </m:r>
+              </m:e>
+              <m:sub>
+                <m:r>
+                  <m:t>2</m:t>
+                </m:r>
+              </m:sub>
+            </m:sSub>
+            <m:r>
+              <m:rPr>
+                <m:sty m:val="p"/>
+              </m:rPr>
+              <m:t>−</m:t>
+            </m:r>
+            <m:sSub>
+              <m:e>
+                <m:r>
+                  <m:t>R</m:t>
+                </m:r>
+              </m:e>
+              <m:sub>
+                <m:r>
+                  <m:t>1</m:t>
+                </m:r>
+              </m:sub>
+            </m:sSub>
+          </m:e>
+        </m:d>
+        <m:r>
+          <m:rPr>
+            <m:sty m:val="p"/>
+          </m:rPr>
+          <m:t>/</m:t>
+        </m:r>
+        <m:r>
+          <m:t>2</m:t>
+        </m:r>
+      </m:oMath>
+      <w:r>
+        <w:t xml:space="preserve">.</w:t>
       </w:r>
     </w:p>
-    <w:bookmarkEnd w:id="28"/>
-    <w:bookmarkEnd w:id="29"/>
-    <w:bookmarkStart w:id="30" w:name="cuestiones"/>
+    <w:p>
+      <w:pPr>
+        <w:pStyle w:val="TableCaption"/>
+        <w:keepNext/>
+        <w:spacing w:after="80" w:before="200"/>
+        <w:jc w:val="center"/>
+      </w:pPr>
+      <w:r>
+        <w:t xml:space="preserve">Tabla 3. Resistencia crítica medida.</w:t>
+      </w:r>
+    </w:p>
+    <w:tbl>
+      <w:tblPr>
+        <w:tblW w:type="pct" w:w="5000"/>
+        <w:jc w:val="center"/>
+        <w:tblBorders>
+          <w:top w:val="single" w:sz="6" w:color="000000"/>
+          <w:left w:val="single" w:sz="6" w:color="000000"/>
+          <w:bottom w:val="single" w:sz="6" w:color="000000"/>
+          <w:right w:val="single" w:sz="6" w:color="000000"/>
+          <w:insideH w:val="single" w:sz="6" w:color="000000"/>
+          <w:insideV w:val="single" w:sz="6" w:color="000000"/>
+        </w:tblBorders>
+        <w:tblLook w:firstRow="1" w:lastRow="0" w:firstColumn="0" w:lastColumn="0" w:noHBand="0" w:noVBand="0" w:val="0020"/>
+        <w:tblCaption w:val="Tabla 3. Resistencia crítica medida."/>
+      </w:tblPr>
+      <w:tblGrid>
+        <w:gridCol w:w="1980"/>
+        <w:gridCol w:w="1980"/>
+        <w:gridCol w:w="1980"/>
+        <w:gridCol w:w="1980"/>
+      </w:tblGrid>
+      <w:tr>
+        <w:trPr>
+          <w:trHeight w:val="510" w:hRule="atLeast"/>
+          <w:tblHeader w:val="true"/>
+        </w:trPr>
+        <w:tc>
+          <w:tcPr>
+            <w:shd w:val="clear" w:color="auto" w:fill="FFF0C1"/>
+            <w:vAlign w:val="center"/>
+          </w:tcPr>
+          <w:p>
+            <w:pPr>
+              <w:pStyle w:val="Compact"/>
+              <w:keepNext/>
+              <w:jc w:val="center"/>
+            </w:pPr>
+            <m:oMath>
+              <m:sSub>
+                <m:e>
+                  <m:r>
+                    <m:t>R</m:t>
+                  </m:r>
+                </m:e>
+                <m:sub>
+                  <m:r>
+                    <m:t>1</m:t>
+                  </m:r>
+                </m:sub>
+              </m:sSub>
+            </m:oMath>
+            <w:r>
+              <w:rPr>
+                <w:sz w:val="20"/>
+              </w:rPr>
+              <w:t xml:space="preserve"> </w:t>
+            </w:r>
+            <w:r>
+              <w:rPr>
+                <w:sz w:val="20"/>
+              </w:rPr>
+              <w:t xml:space="preserve">(Ω)</w:t>
+            </w:r>
+          </w:p>
+        </w:tc>
+        <w:tc>
+          <w:tcPr>
+            <w:shd w:val="clear" w:color="auto" w:fill="FFF0C1"/>
+            <w:vAlign w:val="center"/>
+          </w:tcPr>
+          <w:p>
+            <w:pPr>
+              <w:pStyle w:val="Compact"/>
+              <w:keepNext/>
+              <w:jc w:val="center"/>
+            </w:pPr>
+            <m:oMath>
+              <m:sSub>
+                <m:e>
+                  <m:r>
+                    <m:t>R</m:t>
+                  </m:r>
+                </m:e>
+                <m:sub>
+                  <m:r>
+                    <m:t>2</m:t>
+                  </m:r>
+                </m:sub>
+              </m:sSub>
+            </m:oMath>
+            <w:r>
+              <w:rPr>
+                <w:sz w:val="20"/>
+              </w:rPr>
+              <w:t xml:space="preserve"> </w:t>
+            </w:r>
+            <w:r>
+              <w:rPr>
+                <w:sz w:val="20"/>
+              </w:rPr>
+              <w:t xml:space="preserve">(Ω)</w:t>
+            </w:r>
+          </w:p>
+        </w:tc>
+        <w:tc>
+          <w:tcPr>
+            <w:shd w:val="clear" w:color="auto" w:fill="FFF0C1"/>
+            <w:vAlign w:val="center"/>
+          </w:tcPr>
+          <w:p>
+            <w:pPr>
+              <w:pStyle w:val="Compact"/>
+              <w:keepNext/>
+              <w:jc w:val="center"/>
+            </w:pPr>
+            <m:oMath>
+              <m:sSub>
+                <m:e>
+                  <m:r>
+                    <m:t>R</m:t>
+                  </m:r>
+                </m:e>
+                <m:sub>
+                  <m:r>
+                    <m:t>c</m:t>
+                  </m:r>
+                </m:sub>
+              </m:sSub>
+            </m:oMath>
+            <w:r>
+              <w:rPr>
+                <w:sz w:val="20"/>
+              </w:rPr>
+              <w:t xml:space="preserve"> </w:t>
+            </w:r>
+            <w:r>
+              <w:rPr>
+                <w:sz w:val="20"/>
+              </w:rPr>
+              <w:t xml:space="preserve">(Ω)</w:t>
+            </w:r>
+          </w:p>
+        </w:tc>
+        <w:tc>
+          <w:tcPr>
+            <w:shd w:val="clear" w:color="auto" w:fill="FFF0C1"/>
+            <w:vAlign w:val="center"/>
+          </w:tcPr>
+          <w:p>
+            <w:pPr>
+              <w:pStyle w:val="Compact"/>
+              <w:keepNext/>
+              <w:jc w:val="center"/>
+            </w:pPr>
+            <m:oMath>
+              <m:sSub>
+                <m:e>
+                  <m:r>
+                    <m:t>ε</m:t>
+                  </m:r>
+                </m:e>
+                <m:sub>
+                  <m:sSub>
+                    <m:e>
+                      <m:r>
+                        <m:t>R</m:t>
+                      </m:r>
+                    </m:e>
+                    <m:sub>
+                      <m:r>
+                        <m:t>c</m:t>
+                      </m:r>
+                    </m:sub>
+                  </m:sSub>
+                </m:sub>
+              </m:sSub>
+            </m:oMath>
+            <w:r>
+              <w:rPr>
+                <w:sz w:val="20"/>
+              </w:rPr>
+              <w:t xml:space="preserve"> </w:t>
+            </w:r>
+            <w:r>
+              <w:rPr>
+                <w:sz w:val="20"/>
+              </w:rPr>
+              <w:t xml:space="preserve">(Ω)</w:t>
+            </w:r>
+          </w:p>
+        </w:tc>
+      </w:tr>
+      <w:tr>
+        <w:trPr>
+          <w:trHeight w:val="425" w:hRule="atLeast"/>
+        </w:trPr>
+        <w:tc>
+          <w:tcPr>
+            <w:vAlign w:val="center"/>
+          </w:tcPr>
+          <w:p>
+            <w:pPr>
+              <w:pStyle w:val="Compact"/>
+              <w:keepNext/>
+              <w:jc w:val="center"/>
+            </w:pPr>
+            <w:r>
+              <w:rPr>
+                <w:sz w:val="20"/>
+              </w:rPr>
+              <w:t xml:space="preserve"> </w:t>
+            </w:r>
+          </w:p>
+        </w:tc>
+        <w:tc>
+          <w:tcPr>
+            <w:vAlign w:val="center"/>
+          </w:tcPr>
+          <w:p>
+            <w:pPr>
+              <w:pStyle w:val="Compact"/>
+              <w:keepNext/>
+              <w:jc w:val="center"/>
+            </w:pPr>
+            <w:r>
+              <w:rPr>
+                <w:sz w:val="20"/>
+              </w:rPr>
+              <w:t xml:space="preserve"> </w:t>
+            </w:r>
+          </w:p>
+        </w:tc>
+        <w:tc>
+          <w:tcPr>
+            <w:vAlign w:val="center"/>
+          </w:tcPr>
+          <w:p>
+            <w:pPr>
+              <w:pStyle w:val="Compact"/>
+              <w:keepNext/>
+              <w:jc w:val="center"/>
+            </w:pPr>
+            <w:r>
+              <w:rPr>
+                <w:sz w:val="20"/>
+              </w:rPr>
+              <w:t xml:space="preserve"> </w:t>
+            </w:r>
+          </w:p>
+        </w:tc>
+        <w:tc>
+          <w:tcPr>
+            <w:vAlign w:val="center"/>
+          </w:tcPr>
+          <w:p>
+            <w:pPr>
+              <w:pStyle w:val="Compact"/>
+              <w:keepNext/>
+              <w:jc w:val="center"/>
+            </w:pPr>
+            <w:r>
+              <w:rPr>
+                <w:sz w:val="20"/>
+              </w:rPr>
+              <w:t xml:space="preserve"> </w:t>
+            </w:r>
+          </w:p>
+        </w:tc>
+      </w:tr>
+    </w:tbl>
+    <w:bookmarkEnd w:id="31"/>
+    <w:bookmarkEnd w:id="32"/>
+    <w:bookmarkStart w:id="33" w:name="cuestiones"/>
     <w:p>
       <w:pPr>
         <w:pStyle w:val="Heading2"/>
@@ -2337,15 +2689,73 @@
         <w:t xml:space="preserve"> </w:t>
       </w:r>
       <w:r>
-        <w:t xml:space="preserve">Calcule el periodo teórico con</w:t>
+        <w:t xml:space="preserve">Represente</w:t>
       </w:r>
       <w:r>
         <w:t xml:space="preserve"> </w:t>
       </w:r>
       <m:oMath>
         <m:r>
-          <m:t>R</m:t>
-        </m:r>
+          <m:rPr>
+            <m:sty m:val="p"/>
+          </m:rPr>
+          <m:t>ln</m:t>
+        </m:r>
+        <m:sSub>
+          <m:e>
+            <m:r>
+              <m:t>V</m:t>
+            </m:r>
+          </m:e>
+          <m:sub>
+            <m:r>
+              <m:t>n</m:t>
+            </m:r>
+          </m:sub>
+        </m:sSub>
+      </m:oMath>
+      <w:r>
+        <w:t xml:space="preserve"> </w:t>
+      </w:r>
+      <w:r>
+        <w:t xml:space="preserve">frente a</w:t>
+      </w:r>
+      <w:r>
+        <w:t xml:space="preserve"> </w:t>
+      </w:r>
+      <m:oMath>
+        <m:r>
+          <m:t>n</m:t>
+        </m:r>
+      </m:oMath>
+      <w:r>
+        <w:t xml:space="preserve"> </w:t>
+      </w:r>
+      <w:r>
+        <w:t xml:space="preserve">con sus barras de error y la recta de ajuste por mínimos cuadrados,</w:t>
+      </w:r>
+      <w:r>
+        <w:t xml:space="preserve"> </w:t>
+      </w:r>
+      <m:oMath>
+        <m:r>
+          <m:rPr>
+            <m:sty m:val="p"/>
+          </m:rPr>
+          <m:t>ln</m:t>
+        </m:r>
+        <m:sSub>
+          <m:e>
+            <m:r>
+              <m:t>V</m:t>
+            </m:r>
+          </m:e>
+          <m:sub>
+            <m:r>
+              <m:t>n</m:t>
+            </m:r>
+          </m:sub>
+        </m:sSub>
         <m:r>
           <m:rPr>
             <m:sty m:val="p"/>
@@ -2353,215 +2763,26 @@
           <m:t>=</m:t>
         </m:r>
         <m:r>
-          <m:t>0</m:t>
-        </m:r>
-      </m:oMath>
-      <w:r>
-        <w:t xml:space="preserve">,</w:t>
-      </w:r>
-      <w:r>
-        <w:t xml:space="preserve"> </w:t>
-      </w:r>
-      <m:oMath>
-        <m:r>
-          <m:t>T</m:t>
-        </m:r>
-        <m:r>
-          <m:rPr>
-            <m:sty m:val="p"/>
-          </m:rPr>
-          <m:t>=</m:t>
-        </m:r>
-        <m:r>
-          <m:t>2</m:t>
-        </m:r>
-        <m:r>
-          <m:t>π</m:t>
-        </m:r>
-        <m:r>
-          <m:rPr>
-            <m:sty m:val="p"/>
-          </m:rPr>
-          <m:t>/</m:t>
-        </m:r>
-        <m:rad>
-          <m:radPr>
-            <m:degHide m:val="on"/>
-          </m:radPr>
-          <m:deg/>
-          <m:e>
-            <m:sSubSup>
-              <m:e>
-                <m:r>
-                  <m:t>ω</m:t>
-                </m:r>
-              </m:e>
-              <m:sub>
-                <m:r>
-                  <m:t>0</m:t>
-                </m:r>
-              </m:sub>
-              <m:sup>
-                <m:r>
-                  <m:t>2</m:t>
-                </m:r>
-              </m:sup>
-            </m:sSubSup>
-            <m:r>
-              <m:rPr>
-                <m:sty m:val="p"/>
-              </m:rPr>
-              <m:t>−</m:t>
-            </m:r>
-            <m:sSup>
-              <m:e>
-                <m:r>
-                  <m:t>γ</m:t>
-                </m:r>
-              </m:e>
-              <m:sup>
-                <m:r>
-                  <m:t>2</m:t>
-                </m:r>
-              </m:sup>
-            </m:sSup>
-            <m:r>
-              <m:rPr>
-                <m:sty m:val="p"/>
-              </m:rPr>
-              <m:t>/</m:t>
-            </m:r>
-            <m:r>
-              <m:t>4</m:t>
-            </m:r>
-          </m:e>
-        </m:rad>
-      </m:oMath>
-      <w:r>
-        <w:t xml:space="preserve">, con los valores nominales y</w:t>
-      </w:r>
-      <w:r>
-        <w:t xml:space="preserve"> </w:t>
-      </w:r>
-      <m:oMath>
-        <m:sSub>
-          <m:e>
-            <m:r>
-              <m:t>R</m:t>
-            </m:r>
-          </m:e>
-          <m:sub>
-            <m:r>
-              <m:t>T</m:t>
-            </m:r>
-          </m:sub>
-        </m:sSub>
-        <m:r>
-          <m:rPr>
-            <m:sty m:val="p"/>
-          </m:rPr>
-          <m:t>=</m:t>
-        </m:r>
-        <m:sSub>
-          <m:e>
-            <m:r>
-              <m:t>R</m:t>
-            </m:r>
-          </m:e>
-          <m:sub>
-            <m:r>
-              <m:t>L</m:t>
-            </m:r>
-          </m:sub>
-        </m:sSub>
+          <m:t>B</m:t>
+        </m:r>
+        <m:r>
+          <m:t> </m:t>
+        </m:r>
+        <m:r>
+          <m:t>n</m:t>
+        </m:r>
         <m:r>
           <m:rPr>
             <m:sty m:val="p"/>
           </m:rPr>
           <m:t>+</m:t>
         </m:r>
-        <m:sSub>
-          <m:e>
-            <m:r>
-              <m:t>R</m:t>
-            </m:r>
-          </m:e>
-          <m:sub>
-            <m:r>
-              <m:t>g</m:t>
-            </m:r>
-          </m:sub>
-        </m:sSub>
+        <m:r>
+          <m:t>A</m:t>
+        </m:r>
       </m:oMath>
       <w:r>
-        <w:t xml:space="preserve">, primero con</w:t>
-      </w:r>
-      <w:r>
-        <w:t xml:space="preserve"> </w:t>
-      </w:r>
-      <m:oMath>
-        <m:r>
-          <m:t>C</m:t>
-        </m:r>
-      </m:oMath>
-      <w:r>
-        <w:t xml:space="preserve"> </w:t>
-      </w:r>
-      <w:r>
-        <w:t xml:space="preserve">y después con</w:t>
-      </w:r>
-      <w:r>
-        <w:t xml:space="preserve"> </w:t>
-      </w:r>
-      <m:oMath>
-        <m:sSub>
-          <m:e>
-            <m:r>
-              <m:t>C</m:t>
-            </m:r>
-          </m:e>
-          <m:sub>
-            <m:r>
-              <m:t>T</m:t>
-            </m:r>
-          </m:sub>
-        </m:sSub>
-        <m:r>
-          <m:rPr>
-            <m:sty m:val="p"/>
-          </m:rPr>
-          <m:t>=</m:t>
-        </m:r>
-        <m:r>
-          <m:t>C</m:t>
-        </m:r>
-        <m:r>
-          <m:rPr>
-            <m:sty m:val="p"/>
-          </m:rPr>
-          <m:t>+</m:t>
-        </m:r>
-        <m:sSub>
-          <m:e>
-            <m:r>
-              <m:t>C</m:t>
-            </m:r>
-          </m:e>
-          <m:sub>
-            <m:r>
-              <m:t>o</m:t>
-            </m:r>
-            <m:r>
-              <m:t>s</m:t>
-            </m:r>
-            <m:r>
-              <m:t>c</m:t>
-            </m:r>
-          </m:sub>
-        </m:sSub>
-      </m:oMath>
-      <w:r>
-        <w:t xml:space="preserve">. Compárelos con el medido. ¿Es apreciable el efecto del osciloscopio con este condensador? ¿Y si se usara uno de 100 pF?</w:t>
+        <w:t xml:space="preserve">.</w:t>
       </w:r>
     </w:p>
     <w:tbl>
@@ -2582,13 +2803,26 @@
       </w:tblGrid>
       <w:tr>
         <w:trPr>
-          <w:trHeight w:val="1134" w:hRule="atLeast"/>
+          <w:trHeight w:val="5103" w:hRule="atLeast"/>
         </w:trPr>
         <w:tc>
           <w:tcPr>
             <w:tcW w:type="dxa" w:w="9524"/>
-          </w:tcPr>
-          <w:p/>
+            <w:vAlign w:val="center"/>
+          </w:tcPr>
+          <w:p>
+            <w:pPr>
+              <w:jc w:val="center"/>
+            </w:pPr>
+            <w:r>
+              <w:rPr>
+                <w:i/>
+                <w:color w:val="999999"/>
+                <w:sz w:val="20"/>
+              </w:rPr>
+              <w:t>Pegue aquí la gráfica</w:t>
+            </w:r>
+          </w:p>
         </w:tc>
       </w:tr>
     </w:tbl>
@@ -2610,125 +2844,308 @@
         <w:t xml:space="preserve"> </w:t>
       </w:r>
       <w:r>
-        <w:t xml:space="preserve">Para cada</w:t>
+        <w:t xml:space="preserve">A partir del ajuste, obtenga el ritmo de amortiguamiento</w:t>
       </w:r>
       <w:r>
         <w:t xml:space="preserve"> </w:t>
       </w:r>
       <m:oMath>
         <m:r>
-          <m:t>R</m:t>
+          <m:t>γ</m:t>
         </m:r>
       </m:oMath>
       <w:r>
-        <w:t xml:space="preserve">, obtenga</w:t>
+        <w:t xml:space="preserve"> </w:t>
+      </w:r>
+      <w:r>
+        <w:t xml:space="preserve">con su error.</w:t>
+      </w:r>
+    </w:p>
+    <w:p>
+      <w:pPr>
+        <w:pStyle w:val="TableCaption"/>
+        <w:keepNext/>
+        <w:spacing w:after="80" w:before="200"/>
+        <w:jc w:val="center"/>
+      </w:pPr>
+      <w:r>
+        <w:t xml:space="preserve">Tabla 4. Ajuste lineal y ritmo de amortiguamiento.</w:t>
+      </w:r>
+    </w:p>
+    <w:tbl>
+      <w:tblPr>
+        <w:tblW w:type="pct" w:w="5000"/>
+        <w:jc w:val="center"/>
+        <w:tblBorders>
+          <w:top w:val="single" w:sz="6" w:color="000000"/>
+          <w:left w:val="single" w:sz="6" w:color="000000"/>
+          <w:bottom w:val="single" w:sz="6" w:color="000000"/>
+          <w:right w:val="single" w:sz="6" w:color="000000"/>
+          <w:insideH w:val="single" w:sz="6" w:color="000000"/>
+          <w:insideV w:val="single" w:sz="6" w:color="000000"/>
+        </w:tblBorders>
+        <w:tblLook w:firstRow="1" w:lastRow="0" w:firstColumn="0" w:lastColumn="0" w:noHBand="0" w:noVBand="0" w:val="0020"/>
+        <w:tblCaption w:val="Tabla 4. Ajuste lineal y ritmo de amortiguamiento."/>
+      </w:tblPr>
+      <w:tblGrid>
+        <w:gridCol w:w="1584"/>
+        <w:gridCol w:w="1584"/>
+        <w:gridCol w:w="1584"/>
+        <w:gridCol w:w="1584"/>
+        <w:gridCol w:w="1584"/>
+      </w:tblGrid>
+      <w:tr>
+        <w:trPr>
+          <w:trHeight w:val="510" w:hRule="atLeast"/>
+          <w:tblHeader w:val="true"/>
+        </w:trPr>
+        <w:tc>
+          <w:tcPr>
+            <w:shd w:val="clear" w:color="auto" w:fill="FFF0C1"/>
+            <w:vAlign w:val="center"/>
+          </w:tcPr>
+          <w:p>
+            <w:pPr>
+              <w:pStyle w:val="Compact"/>
+              <w:keepNext/>
+              <w:jc w:val="center"/>
+            </w:pPr>
+            <m:oMath>
+              <m:r>
+                <m:t>B</m:t>
+              </m:r>
+            </m:oMath>
+          </w:p>
+        </w:tc>
+        <w:tc>
+          <w:tcPr>
+            <w:shd w:val="clear" w:color="auto" w:fill="FFF0C1"/>
+            <w:vAlign w:val="center"/>
+          </w:tcPr>
+          <w:p>
+            <w:pPr>
+              <w:pStyle w:val="Compact"/>
+              <w:keepNext/>
+              <w:jc w:val="center"/>
+            </w:pPr>
+            <m:oMath>
+              <m:r>
+                <m:t>A</m:t>
+              </m:r>
+            </m:oMath>
+          </w:p>
+        </w:tc>
+        <w:tc>
+          <w:tcPr>
+            <w:shd w:val="clear" w:color="auto" w:fill="FFF0C1"/>
+            <w:vAlign w:val="center"/>
+          </w:tcPr>
+          <w:p>
+            <w:pPr>
+              <w:pStyle w:val="Compact"/>
+              <w:keepNext/>
+              <w:jc w:val="center"/>
+            </w:pPr>
+            <m:oMath>
+              <m:r>
+                <m:t>r</m:t>
+              </m:r>
+            </m:oMath>
+          </w:p>
+        </w:tc>
+        <w:tc>
+          <w:tcPr>
+            <w:shd w:val="clear" w:color="auto" w:fill="FFF0C1"/>
+            <w:vAlign w:val="center"/>
+          </w:tcPr>
+          <w:p>
+            <w:pPr>
+              <w:pStyle w:val="Compact"/>
+              <w:keepNext/>
+              <w:jc w:val="center"/>
+            </w:pPr>
+            <m:oMath>
+              <m:r>
+                <m:t>γ</m:t>
+              </m:r>
+            </m:oMath>
+            <w:r>
+              <w:rPr>
+                <w:sz w:val="20"/>
+              </w:rPr>
+              <w:t xml:space="preserve"> </w:t>
+            </w:r>
+            <w:r>
+              <w:rPr>
+                <w:sz w:val="20"/>
+              </w:rPr>
+              <w:t xml:space="preserve">(s⁻¹)</w:t>
+            </w:r>
+          </w:p>
+        </w:tc>
+        <w:tc>
+          <w:tcPr>
+            <w:shd w:val="clear" w:color="auto" w:fill="FFF0C1"/>
+            <w:vAlign w:val="center"/>
+          </w:tcPr>
+          <w:p>
+            <w:pPr>
+              <w:pStyle w:val="Compact"/>
+              <w:keepNext/>
+              <w:jc w:val="center"/>
+            </w:pPr>
+            <m:oMath>
+              <m:sSub>
+                <m:e>
+                  <m:r>
+                    <m:t>ε</m:t>
+                  </m:r>
+                </m:e>
+                <m:sub>
+                  <m:r>
+                    <m:t>γ</m:t>
+                  </m:r>
+                </m:sub>
+              </m:sSub>
+            </m:oMath>
+            <w:r>
+              <w:rPr>
+                <w:sz w:val="20"/>
+              </w:rPr>
+              <w:t xml:space="preserve"> </w:t>
+            </w:r>
+            <w:r>
+              <w:rPr>
+                <w:sz w:val="20"/>
+              </w:rPr>
+              <w:t xml:space="preserve">(s⁻¹)</w:t>
+            </w:r>
+          </w:p>
+        </w:tc>
+      </w:tr>
+      <w:tr>
+        <w:trPr>
+          <w:trHeight w:val="425" w:hRule="atLeast"/>
+        </w:trPr>
+        <w:tc>
+          <w:tcPr>
+            <w:vAlign w:val="center"/>
+          </w:tcPr>
+          <w:p>
+            <w:pPr>
+              <w:pStyle w:val="Compact"/>
+              <w:keepNext/>
+              <w:jc w:val="center"/>
+            </w:pPr>
+            <w:r>
+              <w:rPr>
+                <w:sz w:val="20"/>
+              </w:rPr>
+              <w:t xml:space="preserve"> </w:t>
+            </w:r>
+          </w:p>
+        </w:tc>
+        <w:tc>
+          <w:tcPr>
+            <w:vAlign w:val="center"/>
+          </w:tcPr>
+          <w:p>
+            <w:pPr>
+              <w:pStyle w:val="Compact"/>
+              <w:keepNext/>
+              <w:jc w:val="center"/>
+            </w:pPr>
+            <w:r>
+              <w:rPr>
+                <w:sz w:val="20"/>
+              </w:rPr>
+              <w:t xml:space="preserve"> </w:t>
+            </w:r>
+          </w:p>
+        </w:tc>
+        <w:tc>
+          <w:tcPr>
+            <w:vAlign w:val="center"/>
+          </w:tcPr>
+          <w:p>
+            <w:pPr>
+              <w:pStyle w:val="Compact"/>
+              <w:keepNext/>
+              <w:jc w:val="center"/>
+            </w:pPr>
+            <w:r>
+              <w:rPr>
+                <w:sz w:val="20"/>
+              </w:rPr>
+              <w:t xml:space="preserve"> </w:t>
+            </w:r>
+          </w:p>
+        </w:tc>
+        <w:tc>
+          <w:tcPr>
+            <w:vAlign w:val="center"/>
+          </w:tcPr>
+          <w:p>
+            <w:pPr>
+              <w:pStyle w:val="Compact"/>
+              <w:keepNext/>
+              <w:jc w:val="center"/>
+            </w:pPr>
+            <w:r>
+              <w:rPr>
+                <w:sz w:val="20"/>
+              </w:rPr>
+              <w:t xml:space="preserve"> </w:t>
+            </w:r>
+          </w:p>
+        </w:tc>
+        <w:tc>
+          <w:tcPr>
+            <w:vAlign w:val="center"/>
+          </w:tcPr>
+          <w:p>
+            <w:pPr>
+              <w:pStyle w:val="Compact"/>
+              <w:keepNext/>
+              <w:jc w:val="center"/>
+            </w:pPr>
+            <w:r>
+              <w:rPr>
+                <w:sz w:val="20"/>
+              </w:rPr>
+              <w:t xml:space="preserve"> </w:t>
+            </w:r>
+          </w:p>
+        </w:tc>
+      </w:tr>
+    </w:tbl>
+    <w:p>
+      <w:pPr>
+        <w:pStyle w:val="BodyText"/>
+        <w:spacing w:before="200" w:after="120" w:line="276" w:lineRule="auto"/>
+        <w:jc w:val="both"/>
+      </w:pPr>
+      <w:r>
+        <w:rPr>
+          <w:bCs/>
+          <w:b/>
+        </w:rPr>
+        <w:t xml:space="preserve">3.</w:t>
+      </w:r>
+      <w:r>
+        <w:t xml:space="preserve"> </w:t>
+      </w:r>
+      <w:r>
+        <w:t xml:space="preserve">Calcule la resistencia crítica teórica con</w:t>
       </w:r>
       <w:r>
         <w:t xml:space="preserve"> </w:t>
       </w:r>
       <m:oMath>
-        <m:r>
-          <m:t>δ</m:t>
-        </m:r>
-      </m:oMath>
-      <w:r>
-        <w:t xml:space="preserve"> </w:t>
-      </w:r>
-      <w:r>
-        <w:t xml:space="preserve">de la pendiente de</w:t>
-      </w:r>
-      <w:r>
-        <w:t xml:space="preserve"> </w:t>
-      </w:r>
-      <m:oMath>
-        <m:r>
-          <m:rPr>
-            <m:sty m:val="p"/>
-          </m:rPr>
-          <m:t>ln</m:t>
-        </m:r>
         <m:sSub>
           <m:e>
             <m:r>
-              <m:t>A</m:t>
-            </m:r>
-          </m:e>
-          <m:sub>
-            <m:r>
-              <m:t>n</m:t>
-            </m:r>
-          </m:sub>
-        </m:sSub>
-      </m:oMath>
-      <w:r>
-        <w:t xml:space="preserve"> </w:t>
-      </w:r>
-      <w:r>
-        <w:t xml:space="preserve">frente a</w:t>
-      </w:r>
-      <w:r>
-        <w:t xml:space="preserve"> </w:t>
-      </w:r>
-      <m:oMath>
-        <m:r>
-          <m:t>n</m:t>
-        </m:r>
-      </m:oMath>
-      <w:r>
-        <w:t xml:space="preserve"> </w:t>
-      </w:r>
-      <w:r>
-        <w:t xml:space="preserve">y</w:t>
-      </w:r>
-      <w:r>
-        <w:t xml:space="preserve"> </w:t>
-      </w:r>
-      <m:oMath>
-        <m:r>
-          <m:t>γ</m:t>
-        </m:r>
-        <m:r>
-          <m:rPr>
-            <m:sty m:val="p"/>
-          </m:rPr>
-          <m:t>=</m:t>
-        </m:r>
-        <m:r>
-          <m:t>2</m:t>
-        </m:r>
-        <m:r>
-          <m:t>δ</m:t>
-        </m:r>
-        <m:r>
-          <m:rPr>
-            <m:sty m:val="p"/>
-          </m:rPr>
-          <m:t>/</m:t>
-        </m:r>
-        <m:r>
-          <m:t>T</m:t>
-        </m:r>
-      </m:oMath>
-      <w:r>
-        <w:t xml:space="preserve">. Compárelo con el teórico,</w:t>
-      </w:r>
-      <w:r>
-        <w:t xml:space="preserve"> </w:t>
-      </w:r>
-      <m:oMath>
-        <m:r>
-          <m:t>γ</m:t>
-        </m:r>
-        <m:r>
-          <m:rPr>
-            <m:sty m:val="p"/>
-          </m:rPr>
-          <m:t>=</m:t>
-        </m:r>
-        <m:sSub>
-          <m:e>
-            <m:r>
-              <m:t>R</m:t>
+              <m:t>C</m:t>
             </m:r>
           </m:e>
           <m:sub>
@@ -2737,72 +3154,76 @@
             </m:r>
           </m:sub>
         </m:sSub>
+      </m:oMath>
+      <w:r>
+        <w:t xml:space="preserve"> </w:t>
+      </w:r>
+      <w:r>
+        <w:t xml:space="preserve">y la diferencia relativa con la medida,</w:t>
+      </w:r>
+      <w:r>
+        <w:t xml:space="preserve"> </w:t>
+      </w:r>
+      <m:oMath>
+        <m:d>
+          <m:dPr>
+            <m:begChr m:val="|"/>
+            <m:endChr m:val="|"/>
+            <m:sepChr m:val=""/>
+            <m:grow/>
+          </m:dPr>
+          <m:e>
+            <m:sSub>
+              <m:e>
+                <m:r>
+                  <m:t>R</m:t>
+                </m:r>
+              </m:e>
+              <m:sub>
+                <m:r>
+                  <m:t>c</m:t>
+                </m:r>
+              </m:sub>
+            </m:sSub>
+            <m:r>
+              <m:rPr>
+                <m:sty m:val="p"/>
+              </m:rPr>
+              <m:t>−</m:t>
+            </m:r>
+            <m:sSub>
+              <m:e>
+                <m:r>
+                  <m:t>R</m:t>
+                </m:r>
+              </m:e>
+              <m:sub>
+                <m:r>
+                  <m:t>c</m:t>
+                </m:r>
+                <m:r>
+                  <m:rPr>
+                    <m:sty m:val="p"/>
+                  </m:rPr>
+                  <m:t>,</m:t>
+                </m:r>
+                <m:r>
+                  <m:rPr>
+                    <m:nor/>
+                    <m:sty m:val="p"/>
+                  </m:rPr>
+                  <m:t>teo</m:t>
+                </m:r>
+              </m:sub>
+            </m:sSub>
+          </m:e>
+        </m:d>
         <m:r>
           <m:rPr>
             <m:sty m:val="p"/>
           </m:rPr>
           <m:t>/</m:t>
         </m:r>
-        <m:r>
-          <m:t>L</m:t>
-        </m:r>
-      </m:oMath>
-      <w:r>
-        <w:t xml:space="preserve">.</w:t>
-      </w:r>
-    </w:p>
-    <w:tbl>
-      <w:tblPr>
-        <w:tblW w:type="pct" w:w="5000"/>
-        <w:tblBorders>
-          <w:top w:val="single" w:sz="6" w:color="000000"/>
-          <w:left w:val="single" w:sz="6" w:color="000000"/>
-          <w:bottom w:val="single" w:sz="6" w:color="000000"/>
-          <w:right w:val="single" w:sz="6" w:color="000000"/>
-          <w:insideH w:val="single" w:sz="6" w:color="000000"/>
-          <w:insideV w:val="single" w:sz="6" w:color="000000"/>
-        </w:tblBorders>
-        <w:tblLook w:firstColumn="1" w:firstRow="1" w:lastColumn="0" w:lastRow="0" w:noHBand="0" w:noVBand="1" w:val="04A0"/>
-      </w:tblPr>
-      <w:tblGrid>
-        <w:gridCol w:w="9524"/>
-      </w:tblGrid>
-      <w:tr>
-        <w:trPr>
-          <w:trHeight w:val="1701" w:hRule="atLeast"/>
-        </w:trPr>
-        <w:tc>
-          <w:tcPr>
-            <w:tcW w:type="dxa" w:w="9524"/>
-          </w:tcPr>
-          <w:p/>
-        </w:tc>
-      </w:tr>
-    </w:tbl>
-    <w:p/>
-    <w:p>
-      <w:pPr>
-        <w:pStyle w:val="BodyText"/>
-        <w:spacing w:before="280" w:after="120" w:line="276" w:lineRule="auto"/>
-        <w:jc w:val="both"/>
-      </w:pPr>
-      <w:r>
-        <w:rPr>
-          <w:bCs/>
-          <w:b/>
-        </w:rPr>
-        <w:t xml:space="preserve">3.</w:t>
-      </w:r>
-      <w:r>
-        <w:t xml:space="preserve"> </w:t>
-      </w:r>
-      <w:r>
-        <w:t xml:space="preserve">Calcule la resistencia crítica teórica,</w:t>
-      </w:r>
-      <w:r>
-        <w:t xml:space="preserve"> </w:t>
-      </w:r>
-      <m:oMath>
         <m:sSub>
           <m:e>
             <m:r>
@@ -2813,117 +3234,41 @@
             <m:r>
               <m:t>c</m:t>
             </m:r>
-          </m:sub>
-        </m:sSub>
-        <m:r>
-          <m:rPr>
-            <m:sty m:val="p"/>
-          </m:rPr>
-          <m:t>=</m:t>
-        </m:r>
-        <m:r>
-          <m:t>2</m:t>
-        </m:r>
-        <m:rad>
-          <m:radPr>
-            <m:degHide m:val="on"/>
-          </m:radPr>
-          <m:deg/>
-          <m:e>
-            <m:r>
-              <m:t>L</m:t>
-            </m:r>
             <m:r>
               <m:rPr>
                 <m:sty m:val="p"/>
               </m:rPr>
-              <m:t>/</m:t>
+              <m:t>,</m:t>
             </m:r>
-            <m:sSub>
-              <m:e>
-                <m:r>
-                  <m:t>C</m:t>
-                </m:r>
-              </m:e>
-              <m:sub>
-                <m:r>
-                  <m:t>T</m:t>
-                </m:r>
-              </m:sub>
-            </m:sSub>
-          </m:e>
-        </m:rad>
-        <m:r>
-          <m:rPr>
-            <m:sty m:val="p"/>
-          </m:rPr>
-          <m:t>−</m:t>
-        </m:r>
-        <m:sSub>
-          <m:e>
             <m:r>
-              <m:t>R</m:t>
-            </m:r>
-          </m:e>
-          <m:sub>
-            <m:r>
-              <m:t>L</m:t>
-            </m:r>
-          </m:sub>
-        </m:sSub>
-        <m:r>
-          <m:rPr>
-            <m:sty m:val="p"/>
-          </m:rPr>
-          <m:t>−</m:t>
-        </m:r>
-        <m:sSub>
-          <m:e>
-            <m:r>
-              <m:t>R</m:t>
-            </m:r>
-          </m:e>
-          <m:sub>
-            <m:r>
-              <m:t>g</m:t>
+              <m:rPr>
+                <m:nor/>
+                <m:sty m:val="p"/>
+              </m:rPr>
+              <m:t>teo</m:t>
             </m:r>
           </m:sub>
         </m:sSub>
       </m:oMath>
       <w:r>
-        <w:t xml:space="preserve">, con su error, y compárela con la medida.</w:t>
+        <w:t xml:space="preserve">, en tanto por ciento.</w:t>
       </w:r>
     </w:p>
     <w:p>
       <w:pPr>
-        <w:pStyle w:val="BodyText"/>
-        <w:spacing w:after="120" w:line="276" w:lineRule="auto"/>
-        <w:jc w:val="both"/>
-      </w:pPr>
-      <m:oMath>
-        <m:sSub>
-          <m:e>
-            <m:r>
-              <m:t>R</m:t>
-            </m:r>
-          </m:e>
-          <m:sub>
-            <m:r>
-              <m:t>c</m:t>
-            </m:r>
-          </m:sub>
-        </m:sSub>
-      </m:oMath>
-      <w:r>
-        <w:t xml:space="preserve"> </w:t>
-      </w:r>
-      <w:r>
-        <w:t xml:space="preserve">(teórica) = ( __________ ± __________ ) Ω</w:t>
+        <w:pStyle w:val="TableCaption"/>
+        <w:keepNext/>
+        <w:spacing w:after="80" w:before="200"/>
+        <w:jc w:val="center"/>
+      </w:pPr>
+      <w:r>
+        <w:t xml:space="preserve">Tabla 5. Resistencia crítica medida y teórica.</w:t>
       </w:r>
     </w:p>
     <w:tbl>
       <w:tblPr>
         <w:tblW w:type="pct" w:w="5000"/>
+        <w:jc w:val="center"/>
         <w:tblBorders>
           <w:top w:val="single" w:sz="6" w:color="000000"/>
           <w:left w:val="single" w:sz="6" w:color="000000"/>
@@ -2932,74 +3277,191 @@
           <w:insideH w:val="single" w:sz="6" w:color="000000"/>
           <w:insideV w:val="single" w:sz="6" w:color="000000"/>
         </w:tblBorders>
-        <w:tblLook w:firstColumn="1" w:firstRow="1" w:lastColumn="0" w:lastRow="0" w:noHBand="0" w:noVBand="1" w:val="04A0"/>
+        <w:tblLook w:firstRow="1" w:lastRow="0" w:firstColumn="0" w:lastColumn="0" w:noHBand="0" w:noVBand="0" w:val="0020"/>
+        <w:tblCaption w:val="Tabla 5. Resistencia crítica medida y teórica."/>
       </w:tblPr>
       <w:tblGrid>
-        <w:gridCol w:w="9524"/>
+        <w:gridCol w:w="2640"/>
+        <w:gridCol w:w="2640"/>
+        <w:gridCol w:w="2640"/>
       </w:tblGrid>
       <w:tr>
         <w:trPr>
-          <w:trHeight w:val="1134" w:hRule="atLeast"/>
+          <w:trHeight w:val="510" w:hRule="atLeast"/>
+          <w:tblHeader w:val="true"/>
         </w:trPr>
         <w:tc>
           <w:tcPr>
-            <w:tcW w:type="dxa" w:w="9524"/>
-          </w:tcPr>
-          <w:p/>
+            <w:shd w:val="clear" w:color="auto" w:fill="FFF0C1"/>
+            <w:vAlign w:val="center"/>
+          </w:tcPr>
+          <w:p>
+            <w:pPr>
+              <w:pStyle w:val="Compact"/>
+              <w:keepNext/>
+              <w:jc w:val="center"/>
+            </w:pPr>
+            <m:oMath>
+              <m:sSub>
+                <m:e>
+                  <m:r>
+                    <m:t>R</m:t>
+                  </m:r>
+                </m:e>
+                <m:sub>
+                  <m:r>
+                    <m:t>c</m:t>
+                  </m:r>
+                  <m:r>
+                    <m:rPr>
+                      <m:sty m:val="p"/>
+                    </m:rPr>
+                    <m:t>,</m:t>
+                  </m:r>
+                  <m:r>
+                    <m:rPr>
+                      <m:nor/>
+                      <m:sty m:val="p"/>
+                    </m:rPr>
+                    <m:t>teo</m:t>
+                  </m:r>
+                </m:sub>
+              </m:sSub>
+            </m:oMath>
+            <w:r>
+              <w:rPr>
+                <w:sz w:val="20"/>
+              </w:rPr>
+              <w:t xml:space="preserve"> </w:t>
+            </w:r>
+            <w:r>
+              <w:rPr>
+                <w:sz w:val="20"/>
+              </w:rPr>
+              <w:t xml:space="preserve">(Ω)</w:t>
+            </w:r>
+          </w:p>
+        </w:tc>
+        <w:tc>
+          <w:tcPr>
+            <w:shd w:val="clear" w:color="auto" w:fill="FFF0C1"/>
+            <w:vAlign w:val="center"/>
+          </w:tcPr>
+          <w:p>
+            <w:pPr>
+              <w:pStyle w:val="Compact"/>
+              <w:keepNext/>
+              <w:jc w:val="center"/>
+            </w:pPr>
+            <m:oMath>
+              <m:sSub>
+                <m:e>
+                  <m:r>
+                    <m:t>R</m:t>
+                  </m:r>
+                </m:e>
+                <m:sub>
+                  <m:r>
+                    <m:t>c</m:t>
+                  </m:r>
+                </m:sub>
+              </m:sSub>
+            </m:oMath>
+            <w:r>
+              <w:rPr>
+                <w:sz w:val="20"/>
+              </w:rPr>
+              <w:t xml:space="preserve"> </w:t>
+            </w:r>
+            <w:r>
+              <w:rPr>
+                <w:sz w:val="20"/>
+              </w:rPr>
+              <w:t xml:space="preserve">medida (Ω)</w:t>
+            </w:r>
+          </w:p>
+        </w:tc>
+        <w:tc>
+          <w:tcPr>
+            <w:shd w:val="clear" w:color="auto" w:fill="FFF0C1"/>
+            <w:vAlign w:val="center"/>
+          </w:tcPr>
+          <w:p>
+            <w:pPr>
+              <w:pStyle w:val="Compact"/>
+              <w:keepNext/>
+              <w:jc w:val="center"/>
+            </w:pPr>
+            <w:r>
+              <w:rPr>
+                <w:sz w:val="20"/>
+              </w:rPr>
+              <w:t xml:space="preserve">Diferencia relativa (%)</w:t>
+            </w:r>
+          </w:p>
+        </w:tc>
+      </w:tr>
+      <w:tr>
+        <w:trPr>
+          <w:trHeight w:val="425" w:hRule="atLeast"/>
+        </w:trPr>
+        <w:tc>
+          <w:tcPr>
+            <w:vAlign w:val="center"/>
+          </w:tcPr>
+          <w:p>
+            <w:pPr>
+              <w:pStyle w:val="Compact"/>
+              <w:keepNext/>
+              <w:jc w:val="center"/>
+            </w:pPr>
+            <w:r>
+              <w:rPr>
+                <w:sz w:val="20"/>
+              </w:rPr>
+              <w:t xml:space="preserve"> </w:t>
+            </w:r>
+          </w:p>
+        </w:tc>
+        <w:tc>
+          <w:tcPr>
+            <w:vAlign w:val="center"/>
+          </w:tcPr>
+          <w:p>
+            <w:pPr>
+              <w:pStyle w:val="Compact"/>
+              <w:keepNext/>
+              <w:jc w:val="center"/>
+            </w:pPr>
+            <w:r>
+              <w:rPr>
+                <w:sz w:val="20"/>
+              </w:rPr>
+              <w:t xml:space="preserve"> </w:t>
+            </w:r>
+          </w:p>
+        </w:tc>
+        <w:tc>
+          <w:tcPr>
+            <w:vAlign w:val="center"/>
+          </w:tcPr>
+          <w:p>
+            <w:pPr>
+              <w:pStyle w:val="Compact"/>
+              <w:keepNext/>
+              <w:jc w:val="center"/>
+            </w:pPr>
+            <w:r>
+              <w:rPr>
+                <w:sz w:val="20"/>
+              </w:rPr>
+              <w:t xml:space="preserve"> </w:t>
+            </w:r>
+          </w:p>
         </w:tc>
       </w:tr>
     </w:tbl>
-    <w:p/>
-    <w:p>
-      <w:pPr>
-        <w:pStyle w:val="BodyText"/>
-        <w:spacing w:before="280" w:after="120" w:line="276" w:lineRule="auto"/>
-        <w:jc w:val="both"/>
-      </w:pPr>
-      <w:r>
-        <w:rPr>
-          <w:bCs/>
-          <w:b/>
-        </w:rPr>
-        <w:t xml:space="preserve">4.</w:t>
-      </w:r>
-      <w:r>
-        <w:t xml:space="preserve"> </w:t>
-      </w:r>
-      <w:r>
-        <w:t xml:space="preserve">Dibuje a mano alzada la tensión del condensador en los tres regímenes. ¿En cuál llega antes a su valor final?</w:t>
-      </w:r>
-    </w:p>
-    <w:tbl>
-      <w:tblPr>
-        <w:tblW w:type="pct" w:w="5000"/>
-        <w:tblBorders>
-          <w:top w:val="single" w:sz="6" w:color="000000"/>
-          <w:left w:val="single" w:sz="6" w:color="000000"/>
-          <w:bottom w:val="single" w:sz="6" w:color="000000"/>
-          <w:right w:val="single" w:sz="6" w:color="000000"/>
-          <w:insideH w:val="single" w:sz="6" w:color="000000"/>
-          <w:insideV w:val="single" w:sz="6" w:color="000000"/>
-        </w:tblBorders>
-        <w:tblLook w:firstColumn="1" w:firstRow="1" w:lastColumn="0" w:lastRow="0" w:noHBand="0" w:noVBand="1" w:val="04A0"/>
-      </w:tblPr>
-      <w:tblGrid>
-        <w:gridCol w:w="9524"/>
-      </w:tblGrid>
-      <w:tr>
-        <w:trPr>
-          <w:trHeight w:val="2268" w:hRule="atLeast"/>
-        </w:trPr>
-        <w:tc>
-          <w:tcPr>
-            <w:tcW w:type="dxa" w:w="9524"/>
-          </w:tcPr>
-          <w:p/>
-        </w:tc>
-      </w:tr>
-    </w:tbl>
-    <w:p/>
-    <w:bookmarkEnd w:id="30"/>
+    <w:bookmarkEnd w:id="33"/>
     <w:sectPr>
       <w:headerReference w:type="default" r:id="rId9"/>
       <w:footerReference w:type="default" r:id="rId10"/>
@@ -3154,87 +3616,8 @@
       </w:pPr>
     </w:lvl>
   </w:abstractNum>
-  <w:abstractNum w:abstractNumId="991">
-    <w:nsid w:val="A991"/>
-    <w:multiLevelType w:val="multilevel"/>
-    <w:lvl w:ilvl="0">
-      <w:numFmt w:val="bullet"/>
-      <w:lvlText w:val="•"/>
-      <w:lvlJc w:val="left"/>
-      <w:pPr>
-        <w:ind w:left="720" w:hanging="480"/>
-      </w:pPr>
-    </w:lvl>
-    <w:lvl w:ilvl="1">
-      <w:numFmt w:val="bullet"/>
-      <w:lvlText w:val="–"/>
-      <w:lvlJc w:val="left"/>
-      <w:pPr>
-        <w:ind w:left="1440" w:hanging="480"/>
-      </w:pPr>
-    </w:lvl>
-    <w:lvl w:ilvl="2">
-      <w:numFmt w:val="bullet"/>
-      <w:lvlText w:val="•"/>
-      <w:lvlJc w:val="left"/>
-      <w:pPr>
-        <w:ind w:left="2160" w:hanging="480"/>
-      </w:pPr>
-    </w:lvl>
-    <w:lvl w:ilvl="3">
-      <w:numFmt w:val="bullet"/>
-      <w:lvlText w:val="–"/>
-      <w:lvlJc w:val="left"/>
-      <w:pPr>
-        <w:ind w:left="2880" w:hanging="480"/>
-      </w:pPr>
-    </w:lvl>
-    <w:lvl w:ilvl="4">
-      <w:numFmt w:val="bullet"/>
-      <w:lvlText w:val="•"/>
-      <w:lvlJc w:val="left"/>
-      <w:pPr>
-        <w:ind w:left="3600" w:hanging="480"/>
-      </w:pPr>
-    </w:lvl>
-    <w:lvl w:ilvl="5">
-      <w:numFmt w:val="bullet"/>
-      <w:lvlText w:val="–"/>
-      <w:lvlJc w:val="left"/>
-      <w:pPr>
-        <w:ind w:left="4320" w:hanging="480"/>
-      </w:pPr>
-    </w:lvl>
-    <w:lvl w:ilvl="6">
-      <w:numFmt w:val="bullet"/>
-      <w:lvlText w:val="•"/>
-      <w:lvlJc w:val="left"/>
-      <w:pPr>
-        <w:ind w:left="5040" w:hanging="480"/>
-      </w:pPr>
-    </w:lvl>
-    <w:lvl w:ilvl="7">
-      <w:numFmt w:val="bullet"/>
-      <w:lvlText w:val="–"/>
-      <w:lvlJc w:val="left"/>
-      <w:pPr>
-        <w:ind w:left="5760" w:hanging="480"/>
-      </w:pPr>
-    </w:lvl>
-    <w:lvl w:ilvl="8">
-      <w:numFmt w:val="bullet"/>
-      <w:lvlText w:val="•"/>
-      <w:lvlJc w:val="left"/>
-      <w:pPr>
-        <w:ind w:left="6480" w:hanging="480"/>
-      </w:pPr>
-    </w:lvl>
-  </w:abstractNum>
   <w:num w:numId="1000">
     <w:abstractNumId w:val="990"/>
-  </w:num>
-  <w:num w:numId="1001">
-    <w:abstractNumId w:val="991"/>
   </w:num>
 </w:numbering>
 </file>

--- a/fichas/fai-rlc.docx
+++ b/fichas/fai-rlc.docx
@@ -1589,7 +1589,7 @@
       </w:tr>
     </w:tbl>
     <w:bookmarkEnd w:id="29"/>
-    <w:bookmarkStart w:id="32" w:name="resultados"/>
+    <w:bookmarkStart w:id="36" w:name="resultados"/>
     <w:p>
       <w:pPr>
         <w:pStyle w:val="Heading2"/>
@@ -1606,7 +1606,7 @@
         <w:t xml:space="preserve">Resultados</w:t>
       </w:r>
     </w:p>
-    <w:bookmarkStart w:id="30" w:name="parte-a.-oscilación-amortiguada"/>
+    <w:bookmarkStart w:id="33" w:name="cómo-medir-en-el-osciloscopio"/>
     <w:p>
       <w:pPr>
         <w:pStyle w:val="Heading3"/>
@@ -1621,6 +1621,146 @@
           <w:i w:val="0"/>
           <w:sz w:val="26"/>
         </w:rPr>
+        <w:t xml:space="preserve">Cómo medir en el osciloscopio</w:t>
+      </w:r>
+    </w:p>
+    <w:p>
+      <w:pPr>
+        <w:pStyle w:val="FirstParagraph"/>
+        <w:spacing w:after="120" w:line="276" w:lineRule="auto"/>
+        <w:jc w:val="both"/>
+      </w:pPr>
+      <w:r>
+        <w:t xml:space="preserve">La pantalla del osciloscopio tiene una cuadrícula, y las tensiones y los tiempos se miden contando cuadros (Figura 3). Cada cuadro está dividido en 5 rayitas, así que se puede leer con un decimal, por ejemplo 1,6 cuadros.</w:t>
+      </w:r>
+    </w:p>
+    <w:p>
+      <w:pPr>
+        <w:pStyle w:val="CaptionedFigure"/>
+        <w:jc w:val="center"/>
+      </w:pPr>
+      <w:r>
+        <w:drawing>
+          <wp:inline>
+            <wp:extent cx="4319999" cy="3001395"/>
+            <wp:effectExtent b="0" l="0" r="0" t="0"/>
+            <wp:docPr descr="Figura 3. Pantalla del osciloscopio. La altura del primer máximo sobre el valor final es 1,6 cuadros." title="" id="31" name="Picture"/>
+            <a:graphic>
+              <a:graphicData uri="http://schemas.openxmlformats.org/drawingml/2006/picture">
+                <pic:pic>
+                  <pic:nvPicPr>
+                    <pic:cNvPr descr="fig/osciloscopio.png" id="32" name="Picture"/>
+                    <pic:cNvPicPr>
+                      <a:picLocks noChangeArrowheads="1" noChangeAspect="1"/>
+                    </pic:cNvPicPr>
+                  </pic:nvPicPr>
+                  <pic:blipFill>
+                    <a:blip r:embed="rId30"/>
+                    <a:stretch>
+                      <a:fillRect/>
+                    </a:stretch>
+                  </pic:blipFill>
+                  <pic:spPr bwMode="auto">
+                    <a:xfrm>
+                      <a:off x="0" y="0"/>
+                      <a:ext cx="4319999" cy="3001395"/>
+                    </a:xfrm>
+                    <a:prstGeom prst="rect">
+                      <a:avLst/>
+                    </a:prstGeom>
+                    <a:noFill/>
+                    <a:ln w="9525">
+                      <a:noFill/>
+                      <a:headEnd/>
+                      <a:tailEnd/>
+                    </a:ln>
+                  </pic:spPr>
+                </pic:pic>
+              </a:graphicData>
+            </a:graphic>
+          </wp:inline>
+        </w:drawing>
+      </w:r>
+    </w:p>
+    <w:p>
+      <w:pPr>
+        <w:pStyle w:val="ImageCaption"/>
+        <w:spacing w:after="280"/>
+        <w:jc w:val="center"/>
+      </w:pPr>
+      <w:r>
+        <w:t xml:space="preserve">Figura 3. Pantalla del osciloscopio. La altura del primer máximo sobre el valor final es 1,6 cuadros.</w:t>
+      </w:r>
+    </w:p>
+    <w:p>
+      <w:pPr>
+        <w:pStyle w:val="BodyText"/>
+        <w:spacing w:after="120" w:line="276" w:lineRule="auto"/>
+        <w:jc w:val="both"/>
+      </w:pPr>
+      <w:r>
+        <w:t xml:space="preserve">Lo que vale un cuadro en vertical aparece en la pantalla junto al nombre del canal, por ejemplo «CH1 500 mV», y se cambia con el mando de voltios del canal. Para medir una tensión se cuentan los cuadros en vertical y se multiplican por ese valor. En la Figura 3, la altura del primer máximo sobre el valor final es</w:t>
+      </w:r>
+      <w:r>
+        <w:t xml:space="preserve"> </w:t>
+      </w:r>
+      <m:oMath>
+        <m:sSub>
+          <m:e>
+            <m:r>
+              <m:t>V</m:t>
+            </m:r>
+          </m:e>
+          <m:sub>
+            <m:r>
+              <m:t>0</m:t>
+            </m:r>
+          </m:sub>
+        </m:sSub>
+      </m:oMath>
+      <w:r>
+        <w:t xml:space="preserve"> </w:t>
+      </w:r>
+      <w:r>
+        <w:t xml:space="preserve">= 1,6 × 0,5 V = 0,8 V.</w:t>
+      </w:r>
+    </w:p>
+    <w:p>
+      <w:pPr>
+        <w:pStyle w:val="BodyText"/>
+        <w:spacing w:after="120" w:line="276" w:lineRule="auto"/>
+        <w:jc w:val="both"/>
+      </w:pPr>
+      <w:r>
+        <w:t xml:space="preserve">Lo que vale un cuadro en horizontal también aparece en la pantalla, por ejemplo «20 µs», y se cambia con el mando de la base de tiempos. Los tiempos se miden igual, contando cuadros en horizontal y multiplicando por ese valor.</w:t>
+      </w:r>
+    </w:p>
+    <w:p>
+      <w:pPr>
+        <w:pStyle w:val="BodyText"/>
+        <w:spacing w:after="120" w:line="276" w:lineRule="auto"/>
+        <w:jc w:val="both"/>
+      </w:pPr>
+      <w:r>
+        <w:t xml:space="preserve">El error de cada lectura es una rayita, es decir, 0,2 cuadros multiplicados por lo que vale el cuadro.</w:t>
+      </w:r>
+    </w:p>
+    <w:bookmarkEnd w:id="33"/>
+    <w:bookmarkStart w:id="34" w:name="parte-a.-oscilación-amortiguada"/>
+    <w:p>
+      <w:pPr>
+        <w:pStyle w:val="Heading3"/>
+        <w:numPr>
+          <w:ilvl w:val="0"/>
+          <w:numId w:val="0"/>
+        </w:numPr>
+        <w:spacing w:before="320" w:after="120"/>
+      </w:pPr>
+      <w:r>
+        <w:rPr>
+          <w:i w:val="0"/>
+          <w:sz w:val="26"/>
+        </w:rPr>
         <w:t xml:space="preserve">Parte A. Oscilación amortiguada</w:t>
       </w:r>
     </w:p>
@@ -1645,7 +1785,17 @@
         <w:t xml:space="preserve"> </w:t>
       </w:r>
       <w:r>
-        <w:t xml:space="preserve">= 200 Ω. Ajustar la base de tiempos (unos 50 µs/div) para ver en toda la pantalla una sola respuesta, la que sigue a un salto de subida, como en la Figura 1. Medir con los cursores del osciloscopio el tiempo de 5 periodos, para obtener</w:t>
+        <w:t xml:space="preserve">= 200 Ω. Ajustar la base de tiempos (unos 20 µs por cuadro) para ver en toda la pantalla una sola respuesta, la que sigue a un salto de subida, con el valor final a la derecha, como en la Figura 3. Ajustar los voltios por cuadro para que la oscilación ocupe casi toda la altura de la pantalla.</w:t>
+      </w:r>
+    </w:p>
+    <w:p>
+      <w:pPr>
+        <w:pStyle w:val="BodyText"/>
+        <w:spacing w:after="120" w:line="276" w:lineRule="auto"/>
+        <w:jc w:val="both"/>
+      </w:pPr>
+      <w:r>
+        <w:t xml:space="preserve">Medir la distancia horizontal entre la cresta del primer máximo y la del sexto, que son 5 periodos, para obtener</w:t>
       </w:r>
       <w:r>
         <w:t xml:space="preserve"> </w:t>
@@ -1656,7 +1806,7 @@
         </m:r>
       </m:oMath>
       <w:r>
-        <w:t xml:space="preserve">, y las alturas de los primeros máximos sobre el valor final,</w:t>
+        <w:t xml:space="preserve">. Medir después las alturas de los cinco primeros máximos sobre el valor final,</w:t>
       </w:r>
       <w:r>
         <w:t xml:space="preserve"> </w:t>
@@ -2143,8 +2293,8 @@
         </w:tc>
       </w:tr>
     </w:tbl>
-    <w:bookmarkEnd w:id="30"/>
-    <w:bookmarkStart w:id="31" w:name="parte-b.-resistencia-crítica"/>
+    <w:bookmarkEnd w:id="34"/>
+    <w:bookmarkStart w:id="35" w:name="parte-b.-resistencia-crítica"/>
     <w:p>
       <w:pPr>
         <w:pStyle w:val="Heading3"/>
@@ -2653,9 +2803,9 @@
         </w:tc>
       </w:tr>
     </w:tbl>
-    <w:bookmarkEnd w:id="31"/>
-    <w:bookmarkEnd w:id="32"/>
-    <w:bookmarkStart w:id="33" w:name="cuestiones"/>
+    <w:bookmarkEnd w:id="35"/>
+    <w:bookmarkEnd w:id="36"/>
+    <w:bookmarkStart w:id="37" w:name="cuestiones"/>
     <w:p>
       <w:pPr>
         <w:pStyle w:val="Heading2"/>
@@ -3461,7 +3611,7 @@
         </w:tc>
       </w:tr>
     </w:tbl>
-    <w:bookmarkEnd w:id="33"/>
+    <w:bookmarkEnd w:id="37"/>
     <w:sectPr>
       <w:headerReference w:type="default" r:id="rId9"/>
       <w:footerReference w:type="default" r:id="rId10"/>

--- a/fichas/fai-rlc.docx
+++ b/fichas/fai-rlc.docx
@@ -1217,7 +1217,10 @@
         <w:t xml:space="preserve"> </w:t>
       </w:r>
       <w:r>
-        <w:t xml:space="preserve">= 10 mH), el condensador (</w:t>
+        <w:t xml:space="preserve">= 10 mH), el condensador y la caja de resistencias. La capacidad</w:t>
+      </w:r>
+      <w:r>
+        <w:t xml:space="preserve"> </w:t>
       </w:r>
       <m:oMath>
         <m:r>
@@ -1228,7 +1231,7 @@
         <w:t xml:space="preserve"> </w:t>
       </w:r>
       <w:r>
-        <w:t xml:space="preserve">= 3 nF) y la caja de resistencias. El generador de funciones da una onda cuadrada de unos 200 Hz. El osciloscopio mide la tensión del condensador, con la masa de la sonda en el mismo punto que la del generador. Medir con el polímetro la resistencia de la bobina,</w:t>
+        <w:t xml:space="preserve">del condensador cambia de un puesto a otro y viene indicada en él. El generador de funciones da una onda cuadrada de unos 200 Hz. El osciloscopio mide la tensión del condensador, con la masa de la sonda en el mismo punto que la del generador. Medir con el polímetro la resistencia de la bobina,</w:t>
       </w:r>
       <w:r>
         <w:t xml:space="preserve"> </w:t>
@@ -1771,7 +1774,7 @@
         <w:jc w:val="both"/>
       </w:pPr>
       <w:r>
-        <w:t xml:space="preserve">Poner la caja en</w:t>
+        <w:t xml:space="preserve">Ajustar la base de tiempos (unos 20 µs por cuadro) para ver en toda la pantalla una sola respuesta, la que sigue a un salto de subida, con el valor final a la derecha, como en la Figura 3. Ajustar los voltios por cuadro para que la oscilación ocupe casi toda la altura de la pantalla. Después, ir cambiando</w:t>
       </w:r>
       <w:r>
         <w:t xml:space="preserve"> </w:t>
@@ -1785,7 +1788,7 @@
         <w:t xml:space="preserve"> </w:t>
       </w:r>
       <w:r>
-        <w:t xml:space="preserve">= 200 Ω. Ajustar la base de tiempos (unos 20 µs por cuadro) para ver en toda la pantalla una sola respuesta, la que sigue a un salto de subida, con el valor final a la derecha, como en la Figura 3. Ajustar los voltios por cuadro para que la oscilación ocupe casi toda la altura de la pantalla.</w:t>
+        <w:t xml:space="preserve">con la caja hasta que se vean al menos 5 oscilaciones claras, es decir, 6 máximos, antes de que la señal se quede en su valor final, y dejar la caja en ese valor durante toda la Parte A.</w:t>
       </w:r>
     </w:p>
     <w:p>
@@ -1854,31 +1857,13 @@
     </w:p>
     <w:p>
       <w:pPr>
-        <w:pStyle w:val="BodyText"/>
-        <w:spacing w:after="120" w:line="276" w:lineRule="auto"/>
-        <w:jc w:val="both"/>
-      </w:pPr>
-      <m:oMath>
-        <m:r>
-          <m:t>T</m:t>
-        </m:r>
-      </m:oMath>
-      <w:r>
-        <w:t xml:space="preserve"> </w:t>
-      </w:r>
-      <w:r>
-        <w:t xml:space="preserve">= ______________ µs</w:t>
-      </w:r>
-    </w:p>
-    <w:p>
-      <w:pPr>
         <w:pStyle w:val="TableCaption"/>
         <w:keepNext/>
         <w:spacing w:after="80" w:before="200"/>
         <w:jc w:val="center"/>
       </w:pPr>
       <w:r>
-        <w:t xml:space="preserve">Tabla 2. Alturas de los máximos sobre el valor final.</w:t>
+        <w:t xml:space="preserve">Tabla 2. Resistencia elegida y periodo.</w:t>
       </w:r>
     </w:p>
     <w:tbl>
@@ -1894,7 +1879,151 @@
           <w:insideV w:val="single" w:sz="6" w:color="000000"/>
         </w:tblBorders>
         <w:tblLook w:firstRow="1" w:lastRow="0" w:firstColumn="0" w:lastColumn="0" w:noHBand="0" w:noVBand="0" w:val="0020"/>
-        <w:tblCaption w:val="Tabla 2. Alturas de los máximos sobre el valor final."/>
+        <w:tblCaption w:val="Tabla 2. Resistencia elegida y periodo."/>
+      </w:tblPr>
+      <w:tblGrid>
+        <w:gridCol w:w="3960"/>
+        <w:gridCol w:w="3960"/>
+      </w:tblGrid>
+      <w:tr>
+        <w:trPr>
+          <w:trHeight w:val="510" w:hRule="atLeast"/>
+          <w:tblHeader w:val="true"/>
+        </w:trPr>
+        <w:tc>
+          <w:tcPr>
+            <w:shd w:val="clear" w:color="auto" w:fill="FFF0C1"/>
+            <w:vAlign w:val="center"/>
+          </w:tcPr>
+          <w:p>
+            <w:pPr>
+              <w:pStyle w:val="Compact"/>
+              <w:keepNext/>
+              <w:jc w:val="center"/>
+            </w:pPr>
+            <m:oMath>
+              <m:r>
+                <m:t>R</m:t>
+              </m:r>
+            </m:oMath>
+            <w:r>
+              <w:rPr>
+                <w:sz w:val="20"/>
+              </w:rPr>
+              <w:t xml:space="preserve"> </w:t>
+            </w:r>
+            <w:r>
+              <w:rPr>
+                <w:sz w:val="20"/>
+              </w:rPr>
+              <w:t xml:space="preserve">de la caja (Ω)</w:t>
+            </w:r>
+          </w:p>
+        </w:tc>
+        <w:tc>
+          <w:tcPr>
+            <w:shd w:val="clear" w:color="auto" w:fill="FFF0C1"/>
+            <w:vAlign w:val="center"/>
+          </w:tcPr>
+          <w:p>
+            <w:pPr>
+              <w:pStyle w:val="Compact"/>
+              <w:keepNext/>
+              <w:jc w:val="center"/>
+            </w:pPr>
+            <m:oMath>
+              <m:r>
+                <m:t>T</m:t>
+              </m:r>
+            </m:oMath>
+            <w:r>
+              <w:rPr>
+                <w:sz w:val="20"/>
+              </w:rPr>
+              <w:t xml:space="preserve"> </w:t>
+            </w:r>
+            <w:r>
+              <w:rPr>
+                <w:sz w:val="20"/>
+              </w:rPr>
+              <w:t xml:space="preserve">(µs)</w:t>
+            </w:r>
+          </w:p>
+        </w:tc>
+      </w:tr>
+      <w:tr>
+        <w:trPr>
+          <w:trHeight w:val="425" w:hRule="atLeast"/>
+        </w:trPr>
+        <w:tc>
+          <w:tcPr>
+            <w:vAlign w:val="center"/>
+          </w:tcPr>
+          <w:p>
+            <w:pPr>
+              <w:pStyle w:val="Compact"/>
+              <w:keepNext/>
+              <w:jc w:val="center"/>
+            </w:pPr>
+            <w:r>
+              <w:rPr>
+                <w:sz w:val="20"/>
+              </w:rPr>
+              <w:t xml:space="preserve"> </w:t>
+            </w:r>
+          </w:p>
+        </w:tc>
+        <w:tc>
+          <w:tcPr>
+            <w:vAlign w:val="center"/>
+          </w:tcPr>
+          <w:p>
+            <w:pPr>
+              <w:pStyle w:val="Compact"/>
+              <w:keepNext/>
+              <w:jc w:val="center"/>
+            </w:pPr>
+            <w:r>
+              <w:rPr>
+                <w:sz w:val="20"/>
+              </w:rPr>
+              <w:t xml:space="preserve"> </w:t>
+            </w:r>
+          </w:p>
+        </w:tc>
+      </w:tr>
+    </w:tbl>
+    <w:p>
+      <w:pPr>
+        <w:spacing w:after="120" w:line="276" w:lineRule="auto" w:before="200"/>
+        <w:jc w:val="both"/>
+      </w:pPr>
+    </w:p>
+    <w:p>
+      <w:pPr>
+        <w:pStyle w:val="TableCaption"/>
+        <w:keepNext/>
+        <w:spacing w:after="80" w:before="200"/>
+        <w:jc w:val="center"/>
+      </w:pPr>
+      <w:r>
+        <w:t xml:space="preserve">Tabla 3. Alturas de los máximos sobre el valor final.</w:t>
+      </w:r>
+    </w:p>
+    <w:tbl>
+      <w:tblPr>
+        <w:tblW w:type="pct" w:w="5000"/>
+        <w:jc w:val="center"/>
+        <w:tblBorders>
+          <w:top w:val="single" w:sz="6" w:color="000000"/>
+          <w:left w:val="single" w:sz="6" w:color="000000"/>
+          <w:bottom w:val="single" w:sz="6" w:color="000000"/>
+          <w:right w:val="single" w:sz="6" w:color="000000"/>
+          <w:insideH w:val="single" w:sz="6" w:color="000000"/>
+          <w:insideV w:val="single" w:sz="6" w:color="000000"/>
+        </w:tblBorders>
+        <w:tblLook w:firstRow="1" w:lastRow="0" w:firstColumn="0" w:lastColumn="0" w:noHBand="0" w:noVBand="0" w:val="0020"/>
+        <w:tblCaption w:val="Tabla 3. Alturas de los máximos sobre el valor final."/>
       </w:tblPr>
       <w:tblGrid>
         <w:gridCol w:w="2640"/>
@@ -2530,7 +2659,7 @@
         <w:jc w:val="center"/>
       </w:pPr>
       <w:r>
-        <w:t xml:space="preserve">Tabla 3. Resistencia crítica medida.</w:t>
+        <w:t xml:space="preserve">Tabla 4. Resistencia crítica medida.</w:t>
       </w:r>
     </w:p>
     <w:tbl>
@@ -2546,7 +2675,7 @@
           <w:insideV w:val="single" w:sz="6" w:color="000000"/>
         </w:tblBorders>
         <w:tblLook w:firstRow="1" w:lastRow="0" w:firstColumn="0" w:lastColumn="0" w:noHBand="0" w:noVBand="0" w:val="0020"/>
-        <w:tblCaption w:val="Tabla 3. Resistencia crítica medida."/>
+        <w:tblCaption w:val="Tabla 4. Resistencia crítica medida."/>
       </w:tblPr>
       <w:tblGrid>
         <w:gridCol w:w="1980"/>
@@ -3019,7 +3148,7 @@
         <w:jc w:val="center"/>
       </w:pPr>
       <w:r>
-        <w:t xml:space="preserve">Tabla 4. Ajuste lineal y ritmo de amortiguamiento.</w:t>
+        <w:t xml:space="preserve">Tabla 5. Ajuste lineal y ritmo de amortiguamiento.</w:t>
       </w:r>
     </w:p>
     <w:tbl>
@@ -3035,7 +3164,7 @@
           <w:insideV w:val="single" w:sz="6" w:color="000000"/>
         </w:tblBorders>
         <w:tblLook w:firstRow="1" w:lastRow="0" w:firstColumn="0" w:lastColumn="0" w:noHBand="0" w:noVBand="0" w:val="0020"/>
-        <w:tblCaption w:val="Tabla 4. Ajuste lineal y ritmo de amortiguamiento."/>
+        <w:tblCaption w:val="Tabla 5. Ajuste lineal y ritmo de amortiguamiento."/>
       </w:tblPr>
       <w:tblGrid>
         <w:gridCol w:w="1584"/>
@@ -3412,7 +3541,7 @@
         <w:jc w:val="center"/>
       </w:pPr>
       <w:r>
-        <w:t xml:space="preserve">Tabla 5. Resistencia crítica medida y teórica.</w:t>
+        <w:t xml:space="preserve">Tabla 6. Resistencia crítica medida y teórica.</w:t>
       </w:r>
     </w:p>
     <w:tbl>
@@ -3428,7 +3557,7 @@
           <w:insideV w:val="single" w:sz="6" w:color="000000"/>
         </w:tblBorders>
         <w:tblLook w:firstRow="1" w:lastRow="0" w:firstColumn="0" w:lastColumn="0" w:noHBand="0" w:noVBand="0" w:val="0020"/>
-        <w:tblCaption w:val="Tabla 5. Resistencia crítica medida y teórica."/>
+        <w:tblCaption w:val="Tabla 6. Resistencia crítica medida y teórica."/>
       </w:tblPr>
       <w:tblGrid>
         <w:gridCol w:w="2640"/>
